--- a/resume.docx
+++ b/resume.docx
@@ -1,6 +1,6 @@
 
 <file path=word/document.xml><?xml version="1.0" encoding="utf-8"?>
-<w:document xmlns:wpc="http://schemas.microsoft.com/office/word/2010/wordprocessingCanvas" xmlns:cx="http://schemas.microsoft.com/office/drawing/2014/chartex" xmlns:cx1="http://schemas.microsoft.com/office/drawing/2015/9/8/chartex" xmlns:cx2="http://schemas.microsoft.com/office/drawing/2015/10/21/chartex" xmlns:cx3="http://schemas.microsoft.com/office/drawing/2016/5/9/chartex" xmlns:cx4="http://schemas.microsoft.com/office/drawing/2016/5/10/chartex" xmlns:cx5="http://schemas.microsoft.com/office/drawing/2016/5/11/chartex" xmlns:cx6="http://schemas.microsoft.com/office/drawing/2016/5/12/chartex" xmlns:cx7="http://schemas.microsoft.com/office/drawing/2016/5/13/chartex" xmlns:cx8="http://schemas.microsoft.com/office/drawing/2016/5/14/chartex" xmlns:mc="http://schemas.openxmlformats.org/markup-compatibility/2006" xmlns:aink="http://schemas.microsoft.com/office/drawing/2016/ink" xmlns:am3d="http://schemas.microsoft.com/office/drawing/2017/model3d" xmlns:o="urn:schemas-microsoft-com:office:office" xmlns:oel="http://schemas.microsoft.com/office/2019/extlst" xmlns:r="http://schemas.openxmlformats.org/officeDocument/2006/relationships" xmlns:m="http://schemas.openxmlformats.org/officeDocument/2006/math" xmlns:v="urn:schemas-microsoft-com:vml" xmlns:wp14="http://schemas.microsoft.com/office/word/2010/wordprocessingDrawing" xmlns:wp="http://schemas.openxmlformats.org/drawingml/2006/wordprocessingDrawing" xmlns:w10="urn:schemas-microsoft-com:office:word" xmlns:w="http://schemas.openxmlformats.org/wordprocessingml/2006/main" xmlns:w14="http://schemas.microsoft.com/office/word/2010/wordml" xmlns:w15="http://schemas.microsoft.com/office/word/2012/wordml" xmlns:w16cex="http://schemas.microsoft.com/office/word/2018/wordml/cex" xmlns:w16cid="http://schemas.microsoft.com/office/word/2016/wordml/cid" xmlns:w16="http://schemas.microsoft.com/office/word/2018/wordml" xmlns:w16du="http://schemas.microsoft.com/office/word/2023/wordml/word16du" xmlns:w16sdtdh="http://schemas.microsoft.com/office/word/2020/wordml/sdtdatahash" xmlns:w16se="http://schemas.microsoft.com/office/word/2015/wordml/symex" xmlns:wpg="http://schemas.microsoft.com/office/word/2010/wordprocessingGroup" xmlns:wpi="http://schemas.microsoft.com/office/word/2010/wordprocessingInk" xmlns:wne="http://schemas.microsoft.com/office/word/2006/wordml" xmlns:wps="http://schemas.microsoft.com/office/word/2010/wordprocessingShape" mc:Ignorable="w14 w15 w16se w16cid w16 w16cex w16sdtdh w16du wp14">
+<w:document xmlns:wpc="http://schemas.microsoft.com/office/word/2010/wordprocessingCanvas" xmlns:cx="http://schemas.microsoft.com/office/drawing/2014/chartex" xmlns:cx1="http://schemas.microsoft.com/office/drawing/2015/9/8/chartex" xmlns:cx2="http://schemas.microsoft.com/office/drawing/2015/10/21/chartex" xmlns:cx3="http://schemas.microsoft.com/office/drawing/2016/5/9/chartex" xmlns:cx4="http://schemas.microsoft.com/office/drawing/2016/5/10/chartex" xmlns:cx5="http://schemas.microsoft.com/office/drawing/2016/5/11/chartex" xmlns:cx6="http://schemas.microsoft.com/office/drawing/2016/5/12/chartex" xmlns:cx7="http://schemas.microsoft.com/office/drawing/2016/5/13/chartex" xmlns:cx8="http://schemas.microsoft.com/office/drawing/2016/5/14/chartex" xmlns:mc="http://schemas.openxmlformats.org/markup-compatibility/2006" xmlns:aink="http://schemas.microsoft.com/office/drawing/2016/ink" xmlns:am3d="http://schemas.microsoft.com/office/drawing/2017/model3d" xmlns:o="urn:schemas-microsoft-com:office:office" xmlns:oel="http://schemas.microsoft.com/office/2019/extlst" xmlns:r="http://schemas.openxmlformats.org/officeDocument/2006/relationships" xmlns:m="http://schemas.openxmlformats.org/officeDocument/2006/math" xmlns:v="urn:schemas-microsoft-com:vml" xmlns:wp14="http://schemas.microsoft.com/office/word/2010/wordprocessingDrawing" xmlns:wp="http://schemas.openxmlformats.org/drawingml/2006/wordprocessingDrawing" xmlns:w10="urn:schemas-microsoft-com:office:word" xmlns:w="http://schemas.openxmlformats.org/wordprocessingml/2006/main" xmlns:w14="http://schemas.microsoft.com/office/word/2010/wordml" xmlns:w15="http://schemas.microsoft.com/office/word/2012/wordml" xmlns:w16cex="http://schemas.microsoft.com/office/word/2018/wordml/cex" xmlns:w16cid="http://schemas.microsoft.com/office/word/2016/wordml/cid" xmlns:w16="http://schemas.microsoft.com/office/word/2018/wordml" xmlns:w16du="http://schemas.microsoft.com/office/word/2023/wordml/word16du" xmlns:w16sdtdh="http://schemas.microsoft.com/office/word/2020/wordml/sdtdatahash" xmlns:w16sdtfl="http://schemas.microsoft.com/office/word/2024/wordml/sdtformatlock" xmlns:w16se="http://schemas.microsoft.com/office/word/2015/wordml/symex" xmlns:wpg="http://schemas.microsoft.com/office/word/2010/wordprocessingGroup" xmlns:wpi="http://schemas.microsoft.com/office/word/2010/wordprocessingInk" xmlns:wne="http://schemas.microsoft.com/office/word/2006/wordml" xmlns:wps="http://schemas.microsoft.com/office/word/2010/wordprocessingShape" mc:Ignorable="w14 w15 w16se w16cid w16 w16cex w16sdtdh w16sdtfl w16du wp14">
   <w:body>
     <w:p>
       <w:pPr>
@@ -231,6 +231,20 @@
         </w:rPr>
         <w:t xml:space="preserve"> Tableau, Power BI</w:t>
       </w:r>
+      <w:r>
+        <w:rPr>
+          <w:rFonts w:ascii="Arial" w:hAnsi="Arial" w:cs="Arial"/>
+        </w:rPr>
+        <w:t xml:space="preserve">, </w:t>
+      </w:r>
+      <w:proofErr w:type="spellStart"/>
+      <w:r>
+        <w:rPr>
+          <w:rFonts w:ascii="Arial" w:hAnsi="Arial" w:cs="Arial"/>
+        </w:rPr>
+        <w:t>Streamlit</w:t>
+      </w:r>
+      <w:proofErr w:type="spellEnd"/>
     </w:p>
     <w:p>
       <w:pPr>
@@ -253,13 +267,19 @@
           <w:b/>
           <w:bCs/>
         </w:rPr>
-        <w:t>Project Management Tools:</w:t>
-      </w:r>
-      <w:r>
-        <w:rPr>
-          <w:rFonts w:ascii="Arial" w:hAnsi="Arial" w:cs="Arial"/>
-        </w:rPr>
-        <w:t xml:space="preserve"> Jira</w:t>
+        <w:t>Data Analytics &amp; Management:</w:t>
+      </w:r>
+      <w:r>
+        <w:rPr>
+          <w:rFonts w:ascii="Arial" w:hAnsi="Arial" w:cs="Arial"/>
+        </w:rPr>
+        <w:t xml:space="preserve"> ETL, Web Scraping, Docker, Airflow, </w:t>
+      </w:r>
+      <w:r>
+        <w:rPr>
+          <w:rFonts w:ascii="Arial" w:hAnsi="Arial" w:cs="Arial"/>
+        </w:rPr>
+        <w:t>Jira</w:t>
       </w:r>
       <w:r>
         <w:rPr>
@@ -650,6 +670,279 @@
         <w:rPr>
           <w:rFonts w:ascii="Arial" w:hAnsi="Arial" w:cs="Arial"/>
         </w:rPr>
+        <w:t>RELEVANT EXPERIENCE</w:t>
+      </w:r>
+    </w:p>
+    <w:p>
+      <w:pPr>
+        <w:pStyle w:val="Heading2"/>
+        <w:rPr>
+          <w:rFonts w:ascii="Arial" w:hAnsi="Arial" w:cs="Arial"/>
+        </w:rPr>
+      </w:pPr>
+      <w:r>
+        <w:rPr>
+          <w:rFonts w:ascii="Arial" w:hAnsi="Arial" w:cs="Arial"/>
+        </w:rPr>
+        <w:t>Research and Data Analyst Intern</w:t>
+      </w:r>
+    </w:p>
+    <w:p>
+      <w:pPr>
+        <w:pStyle w:val="Heading3"/>
+        <w:rPr>
+          <w:rFonts w:ascii="Arial" w:hAnsi="Arial" w:cs="Arial"/>
+        </w:rPr>
+      </w:pPr>
+      <w:r>
+        <w:rPr>
+          <w:rFonts w:ascii="Arial" w:hAnsi="Arial" w:cs="Arial"/>
+        </w:rPr>
+        <w:t>SD Solutions LLC</w:t>
+      </w:r>
+      <w:r>
+        <w:rPr>
+          <w:rFonts w:ascii="Arial" w:hAnsi="Arial" w:cs="Arial"/>
+        </w:rPr>
+        <w:t xml:space="preserve"> | </w:t>
+      </w:r>
+      <w:r>
+        <w:rPr>
+          <w:rFonts w:ascii="Arial" w:hAnsi="Arial" w:cs="Arial"/>
+        </w:rPr>
+        <w:t>Remote</w:t>
+      </w:r>
+      <w:r>
+        <w:rPr>
+          <w:rFonts w:ascii="Arial" w:hAnsi="Arial" w:cs="Arial"/>
+        </w:rPr>
+        <w:tab/>
+      </w:r>
+      <w:r>
+        <w:rPr>
+          <w:rFonts w:ascii="Arial" w:hAnsi="Arial" w:cs="Arial"/>
+        </w:rPr>
+        <w:tab/>
+      </w:r>
+      <w:r>
+        <w:rPr>
+          <w:rFonts w:ascii="Arial" w:hAnsi="Arial" w:cs="Arial"/>
+        </w:rPr>
+        <w:tab/>
+      </w:r>
+      <w:r>
+        <w:rPr>
+          <w:rFonts w:ascii="Arial" w:hAnsi="Arial" w:cs="Arial"/>
+        </w:rPr>
+        <w:tab/>
+      </w:r>
+      <w:r>
+        <w:rPr>
+          <w:rFonts w:ascii="Arial" w:hAnsi="Arial" w:cs="Arial"/>
+        </w:rPr>
+        <w:tab/>
+      </w:r>
+      <w:r>
+        <w:rPr>
+          <w:rFonts w:ascii="Arial" w:hAnsi="Arial" w:cs="Arial"/>
+        </w:rPr>
+        <w:t xml:space="preserve">       </w:t>
+      </w:r>
+      <w:r>
+        <w:rPr>
+          <w:rFonts w:ascii="Arial" w:hAnsi="Arial" w:cs="Arial"/>
+        </w:rPr>
+        <w:t xml:space="preserve"> April</w:t>
+      </w:r>
+      <w:r>
+        <w:rPr>
+          <w:rFonts w:ascii="Arial" w:hAnsi="Arial" w:cs="Arial"/>
+        </w:rPr>
+        <w:t xml:space="preserve"> 20</w:t>
+      </w:r>
+      <w:r>
+        <w:rPr>
+          <w:rFonts w:ascii="Arial" w:hAnsi="Arial" w:cs="Arial"/>
+        </w:rPr>
+        <w:t>25</w:t>
+      </w:r>
+      <w:r>
+        <w:rPr>
+          <w:rFonts w:ascii="Arial" w:hAnsi="Arial" w:cs="Arial"/>
+        </w:rPr>
+        <w:t xml:space="preserve"> — </w:t>
+      </w:r>
+      <w:r>
+        <w:rPr>
+          <w:rFonts w:ascii="Arial" w:hAnsi="Arial" w:cs="Arial"/>
+        </w:rPr>
+        <w:t>Present</w:t>
+      </w:r>
+    </w:p>
+    <w:p>
+      <w:pPr>
+        <w:rPr>
+          <w:rFonts w:ascii="Arial" w:hAnsi="Arial" w:cs="Arial"/>
+        </w:rPr>
+      </w:pPr>
+      <w:r>
+        <w:rPr>
+          <w:rFonts w:ascii="Arial" w:hAnsi="Arial" w:cs="Arial"/>
+        </w:rPr>
+        <w:t>Support the Business Development &amp; Capture Manager with competitor analysis and capture planning while leading</w:t>
+      </w:r>
+      <w:r>
+        <w:rPr>
+          <w:rFonts w:ascii="Arial" w:hAnsi="Arial" w:cs="Arial"/>
+        </w:rPr>
+        <w:t xml:space="preserve"> automated</w:t>
+      </w:r>
+      <w:r>
+        <w:rPr>
+          <w:rFonts w:ascii="Arial" w:hAnsi="Arial" w:cs="Arial"/>
+        </w:rPr>
+        <w:t xml:space="preserve"> database </w:t>
+      </w:r>
+      <w:r>
+        <w:rPr>
+          <w:rFonts w:ascii="Arial" w:hAnsi="Arial" w:cs="Arial"/>
+        </w:rPr>
+        <w:t>projects</w:t>
+      </w:r>
+      <w:r>
+        <w:rPr>
+          <w:rFonts w:ascii="Arial" w:hAnsi="Arial" w:cs="Arial"/>
+        </w:rPr>
+        <w:t xml:space="preserve"> that improve efficiency and decision-making.</w:t>
+      </w:r>
+    </w:p>
+    <w:p>
+      <w:pPr>
+        <w:pStyle w:val="ListParagraph"/>
+        <w:numPr>
+          <w:ilvl w:val="0"/>
+          <w:numId w:val="3"/>
+        </w:numPr>
+        <w:rPr>
+          <w:rFonts w:ascii="Arial" w:hAnsi="Arial" w:cs="Arial"/>
+        </w:rPr>
+      </w:pPr>
+      <w:r>
+        <w:rPr>
+          <w:rFonts w:ascii="Arial" w:hAnsi="Arial" w:cs="Arial"/>
+        </w:rPr>
+        <w:t>Developed an end-to-end capture analysis process, increasing BD team efficiency by 30% through structured competitor tracking and reporting.</w:t>
+      </w:r>
+    </w:p>
+    <w:p>
+      <w:pPr>
+        <w:numPr>
+          <w:ilvl w:val="0"/>
+          <w:numId w:val="3"/>
+        </w:numPr>
+        <w:spacing w:before="100" w:beforeAutospacing="1" w:after="100" w:afterAutospacing="1"/>
+        <w:rPr>
+          <w:rFonts w:ascii="Arial" w:hAnsi="Arial" w:cs="Arial"/>
+        </w:rPr>
+      </w:pPr>
+      <w:r>
+        <w:rPr>
+          <w:rFonts w:ascii="Arial" w:hAnsi="Arial" w:cs="Arial"/>
+        </w:rPr>
+        <w:t>Designed and implemented a competitor database consolidating 500</w:t>
+      </w:r>
+      <w:r>
+        <w:rPr>
+          <w:rFonts w:ascii="Arial" w:hAnsi="Arial" w:cs="Arial"/>
+        </w:rPr>
+        <w:t>,000</w:t>
+      </w:r>
+      <w:r>
+        <w:rPr>
+          <w:rFonts w:ascii="Arial" w:hAnsi="Arial" w:cs="Arial"/>
+        </w:rPr>
+        <w:t xml:space="preserve">+ labor rates, NAICS, and PSC codes, reducing research time </w:t>
+      </w:r>
+      <w:r>
+        <w:rPr>
+          <w:rFonts w:ascii="Arial" w:hAnsi="Arial" w:cs="Arial"/>
+        </w:rPr>
+        <w:t>significantly.</w:t>
+      </w:r>
+    </w:p>
+    <w:p>
+      <w:pPr>
+        <w:pStyle w:val="ListParagraph"/>
+        <w:numPr>
+          <w:ilvl w:val="0"/>
+          <w:numId w:val="3"/>
+        </w:numPr>
+        <w:rPr>
+          <w:rFonts w:ascii="Arial" w:hAnsi="Arial" w:cs="Arial"/>
+        </w:rPr>
+      </w:pPr>
+      <w:r>
+        <w:rPr>
+          <w:rFonts w:ascii="Arial" w:eastAsia="Times New Roman" w:hAnsi="Arial" w:cs="Arial"/>
+        </w:rPr>
+        <w:lastRenderedPageBreak/>
+        <w:t>Built interactive Power BI dashboards to compare labor categories against market benchmarks, enhancing executive pricing strategies.</w:t>
+      </w:r>
+    </w:p>
+    <w:p>
+      <w:pPr>
+        <w:pStyle w:val="ListParagraph"/>
+        <w:numPr>
+          <w:ilvl w:val="0"/>
+          <w:numId w:val="3"/>
+        </w:numPr>
+        <w:rPr>
+          <w:rFonts w:ascii="Arial" w:hAnsi="Arial" w:cs="Arial"/>
+        </w:rPr>
+      </w:pPr>
+      <w:r>
+        <w:rPr>
+          <w:rFonts w:ascii="Arial" w:eastAsia="Times New Roman" w:hAnsi="Arial" w:cs="Arial"/>
+        </w:rPr>
+        <w:t>Managed the BD/Growth team’s transition to Jira, implementing custom workflows that increased task transparency and accountability.</w:t>
+      </w:r>
+    </w:p>
+    <w:p>
+      <w:pPr>
+        <w:pStyle w:val="ListParagraph"/>
+        <w:numPr>
+          <w:ilvl w:val="0"/>
+          <w:numId w:val="3"/>
+        </w:numPr>
+        <w:rPr>
+          <w:rFonts w:ascii="Arial" w:hAnsi="Arial" w:cs="Arial"/>
+        </w:rPr>
+      </w:pPr>
+      <w:r>
+        <w:rPr>
+          <w:rFonts w:ascii="Arial" w:hAnsi="Arial" w:cs="Arial"/>
+        </w:rPr>
+        <w:t>Automated ETL pipelines with Python and Airflow, reducing manual data collection time and ensuring reliability in recurring analyses.</w:t>
+      </w:r>
+    </w:p>
+    <w:p/>
+    <w:p>
+      <w:pPr>
+        <w:pStyle w:val="Heading1"/>
+        <w:rPr>
+          <w:rFonts w:ascii="Arial" w:hAnsi="Arial" w:cs="Arial"/>
+        </w:rPr>
+      </w:pPr>
+      <w:r>
+        <w:rPr>
+          <w:rFonts w:ascii="Arial" w:hAnsi="Arial" w:cs="Arial"/>
+        </w:rPr>
+        <w:t xml:space="preserve">ADDITIONAL PROFESSIONAL </w:t>
+      </w:r>
+      <w:r>
+        <w:rPr>
+          <w:rFonts w:ascii="Arial" w:hAnsi="Arial" w:cs="Arial"/>
+        </w:rPr>
         <w:t>EXPERIENCE</w:t>
       </w:r>
     </w:p>
@@ -811,7 +1104,19 @@
         <w:rPr>
           <w:rFonts w:ascii="Arial" w:hAnsi="Arial" w:cs="Arial"/>
         </w:rPr>
-        <w:t>Successfully diagnosed and resolved a complex issue with a commercial freezer after five other electricians from three companies failed to identify the root cause, showcasing exceptional troubleshooting and diagnostic abilities.</w:t>
+        <w:t xml:space="preserve">Led a $50,000 redesign of a church sanctuary lighting system, creating customizable presets that increased functionality and reduced energy consumption by </w:t>
+      </w:r>
+      <w:r>
+        <w:rPr>
+          <w:rFonts w:ascii="Arial" w:hAnsi="Arial" w:cs="Arial"/>
+        </w:rPr>
+        <w:t>7</w:t>
+      </w:r>
+      <w:r>
+        <w:rPr>
+          <w:rFonts w:ascii="Arial" w:hAnsi="Arial" w:cs="Arial"/>
+        </w:rPr>
+        <w:t>0%.</w:t>
       </w:r>
     </w:p>
     <w:p>
@@ -829,20 +1134,7 @@
         <w:rPr>
           <w:rFonts w:ascii="Arial" w:hAnsi="Arial" w:cs="Arial"/>
         </w:rPr>
-        <w:lastRenderedPageBreak/>
-        <w:t xml:space="preserve">Led a $50,000 redesign of a church sanctuary lighting system, creating customizable presets that increased functionality and reduced energy consumption by </w:t>
-      </w:r>
-      <w:r>
-        <w:rPr>
-          <w:rFonts w:ascii="Arial" w:hAnsi="Arial" w:cs="Arial"/>
-        </w:rPr>
-        <w:t>7</w:t>
-      </w:r>
-      <w:r>
-        <w:rPr>
-          <w:rFonts w:ascii="Arial" w:hAnsi="Arial" w:cs="Arial"/>
-        </w:rPr>
-        <w:t>0%.</w:t>
+        <w:t>Conducted quality assurance checks, improving inspection pass rates by 30% and reducing rework time by 15%.</w:t>
       </w:r>
     </w:p>
     <w:p>
@@ -860,25 +1152,21 @@
         <w:rPr>
           <w:rFonts w:ascii="Arial" w:hAnsi="Arial" w:cs="Arial"/>
         </w:rPr>
-        <w:t>Conducted quality assurance checks, improving inspection pass rates by 30% and reducing rework time by 15%.</w:t>
-      </w:r>
-    </w:p>
-    <w:p>
-      <w:pPr>
-        <w:pStyle w:val="ListParagraph"/>
-        <w:numPr>
-          <w:ilvl w:val="0"/>
-          <w:numId w:val="9"/>
-        </w:numPr>
-        <w:rPr>
-          <w:rFonts w:ascii="Arial" w:hAnsi="Arial" w:cs="Arial"/>
-        </w:rPr>
-      </w:pPr>
-      <w:r>
-        <w:rPr>
-          <w:rFonts w:ascii="Arial" w:hAnsi="Arial" w:cs="Arial"/>
-        </w:rPr>
-        <w:t>Trained and mentored two apprentices, enhancing team productivity and ensuring adherence to safety protocols.</w:t>
+        <w:t xml:space="preserve">Trained and </w:t>
+      </w:r>
+      <w:proofErr w:type="gramStart"/>
+      <w:r>
+        <w:rPr>
+          <w:rFonts w:ascii="Arial" w:hAnsi="Arial" w:cs="Arial"/>
+        </w:rPr>
+        <w:t>mentored</w:t>
+      </w:r>
+      <w:proofErr w:type="gramEnd"/>
+      <w:r>
+        <w:rPr>
+          <w:rFonts w:ascii="Arial" w:hAnsi="Arial" w:cs="Arial"/>
+        </w:rPr>
+        <w:t xml:space="preserve"> two apprentices, enhancing team productivity and ensuring adherence to safety protocols.</w:t>
       </w:r>
     </w:p>
     <w:p>
@@ -997,7 +1285,33 @@
         <w:rPr>
           <w:rFonts w:ascii="Arial" w:hAnsi="Arial" w:cs="Arial"/>
         </w:rPr>
-        <w:t>Reduced inventory waste by 18% by analyzing trends in customer traffic and adjusting stock levels accordingly.</w:t>
+        <w:t>Monitored daily sales against employee labor costs to maintain optimal profit margins, implementing break schedules to improve efficiency when profit percentages dipped below target thresholds.</w:t>
+      </w:r>
+    </w:p>
+    <w:p>
+      <w:pPr>
+        <w:numPr>
+          <w:ilvl w:val="0"/>
+          <w:numId w:val="3"/>
+        </w:numPr>
+        <w:spacing w:before="100" w:beforeAutospacing="1" w:after="100" w:afterAutospacing="1"/>
+        <w:rPr>
+          <w:rFonts w:ascii="Arial" w:eastAsia="Times New Roman" w:hAnsi="Arial" w:cs="Arial"/>
+          <w:sz w:val="24"/>
+          <w:szCs w:val="24"/>
+        </w:rPr>
+      </w:pPr>
+      <w:r>
+        <w:rPr>
+          <w:rFonts w:ascii="Arial" w:eastAsia="Times New Roman" w:hAnsi="Arial" w:cs="Arial"/>
+        </w:rPr>
+        <w:t xml:space="preserve">Trained 8 new employees, </w:t>
+      </w:r>
+      <w:r>
+        <w:rPr>
+          <w:rFonts w:ascii="Arial" w:eastAsia="Times New Roman" w:hAnsi="Arial" w:cs="Arial"/>
+        </w:rPr>
+        <w:t>ensuring quality performance amongst new hires.</w:t>
       </w:r>
     </w:p>
     <w:p>
@@ -1015,46 +1329,6 @@
         <w:rPr>
           <w:rFonts w:ascii="Arial" w:hAnsi="Arial" w:cs="Arial"/>
         </w:rPr>
-        <w:t>Monitored daily sales against employee labor costs to maintain optimal profit margins, implementing break schedules to improve efficiency when profit percentages dipped below target thresholds.</w:t>
-      </w:r>
-    </w:p>
-    <w:p>
-      <w:pPr>
-        <w:numPr>
-          <w:ilvl w:val="0"/>
-          <w:numId w:val="3"/>
-        </w:numPr>
-        <w:spacing w:before="100" w:beforeAutospacing="1" w:after="100" w:afterAutospacing="1"/>
-        <w:rPr>
-          <w:rFonts w:ascii="Times New Roman" w:eastAsia="Times New Roman" w:hAnsi="Times New Roman" w:cs="Times New Roman"/>
-          <w:sz w:val="24"/>
-          <w:szCs w:val="24"/>
-        </w:rPr>
-      </w:pPr>
-      <w:r>
-        <w:rPr>
-          <w:rFonts w:ascii="Times New Roman" w:eastAsia="Times New Roman" w:hAnsi="Times New Roman" w:cs="Times New Roman"/>
-          <w:sz w:val="24"/>
-          <w:szCs w:val="24"/>
-        </w:rPr>
-        <w:t>Trained 8 new employees, resulting in a 95% retention rate over 5 years.</w:t>
-      </w:r>
-    </w:p>
-    <w:p>
-      <w:pPr>
-        <w:pStyle w:val="ListParagraph"/>
-        <w:numPr>
-          <w:ilvl w:val="0"/>
-          <w:numId w:val="3"/>
-        </w:numPr>
-        <w:rPr>
-          <w:rFonts w:ascii="Arial" w:hAnsi="Arial" w:cs="Arial"/>
-        </w:rPr>
-      </w:pPr>
-      <w:r>
-        <w:rPr>
-          <w:rFonts w:ascii="Arial" w:hAnsi="Arial" w:cs="Arial"/>
-        </w:rPr>
         <w:t xml:space="preserve">Conducted </w:t>
       </w:r>
       <w:r>
@@ -1171,7 +1445,7 @@
         <w:rPr>
           <w:rFonts w:ascii="Arial" w:hAnsi="Arial" w:cs="Arial"/>
         </w:rPr>
-        <w:t>Expertise in data science and business analytics tools and techniques.</w:t>
+        <w:t>Strong foundation in data analytics, ETL pipelines, and business intelligence tools</w:t>
       </w:r>
     </w:p>
     <w:p>
@@ -1189,7 +1463,7 @@
         <w:rPr>
           <w:rFonts w:ascii="Arial" w:hAnsi="Arial" w:cs="Arial"/>
         </w:rPr>
-        <w:t>Strong analytical mindset with a proven ability to learn and adapt independently.</w:t>
+        <w:t>Proven track record of leadership, problem-solving, and adaptability across diverse industries</w:t>
       </w:r>
     </w:p>
     <w:p>
@@ -1207,16 +1481,8 @@
         <w:rPr>
           <w:rFonts w:ascii="Arial" w:hAnsi="Arial" w:cs="Arial"/>
         </w:rPr>
-        <w:t>Background in diverse industries, showcasing leadership, versatility, and teamwork.</w:t>
-      </w:r>
-    </w:p>
-    <w:p>
-      <w:pPr>
-        <w:pStyle w:val="Heading1"/>
-        <w:rPr>
-          <w:rFonts w:ascii="Arial" w:hAnsi="Arial" w:cs="Arial"/>
-        </w:rPr>
-      </w:pPr>
+        <w:t>Excellent communicator with experience collaborating across teams and guiding projects to completion</w:t>
+      </w:r>
     </w:p>
     <w:p>
       <w:pPr>
@@ -1263,7 +1529,7 @@
 </file>
 
 <file path=word/endnotes.xml><?xml version="1.0" encoding="utf-8"?>
-<w:endnotes xmlns:wpc="http://schemas.microsoft.com/office/word/2010/wordprocessingCanvas" xmlns:cx="http://schemas.microsoft.com/office/drawing/2014/chartex" xmlns:cx1="http://schemas.microsoft.com/office/drawing/2015/9/8/chartex" xmlns:cx2="http://schemas.microsoft.com/office/drawing/2015/10/21/chartex" xmlns:cx3="http://schemas.microsoft.com/office/drawing/2016/5/9/chartex" xmlns:cx4="http://schemas.microsoft.com/office/drawing/2016/5/10/chartex" xmlns:cx5="http://schemas.microsoft.com/office/drawing/2016/5/11/chartex" xmlns:cx6="http://schemas.microsoft.com/office/drawing/2016/5/12/chartex" xmlns:cx7="http://schemas.microsoft.com/office/drawing/2016/5/13/chartex" xmlns:cx8="http://schemas.microsoft.com/office/drawing/2016/5/14/chartex" xmlns:mc="http://schemas.openxmlformats.org/markup-compatibility/2006" xmlns:aink="http://schemas.microsoft.com/office/drawing/2016/ink" xmlns:am3d="http://schemas.microsoft.com/office/drawing/2017/model3d" xmlns:o="urn:schemas-microsoft-com:office:office" xmlns:oel="http://schemas.microsoft.com/office/2019/extlst" xmlns:r="http://schemas.openxmlformats.org/officeDocument/2006/relationships" xmlns:m="http://schemas.openxmlformats.org/officeDocument/2006/math" xmlns:v="urn:schemas-microsoft-com:vml" xmlns:wp14="http://schemas.microsoft.com/office/word/2010/wordprocessingDrawing" xmlns:wp="http://schemas.openxmlformats.org/drawingml/2006/wordprocessingDrawing" xmlns:w10="urn:schemas-microsoft-com:office:word" xmlns:w="http://schemas.openxmlformats.org/wordprocessingml/2006/main" xmlns:w14="http://schemas.microsoft.com/office/word/2010/wordml" xmlns:w15="http://schemas.microsoft.com/office/word/2012/wordml" xmlns:w16cex="http://schemas.microsoft.com/office/word/2018/wordml/cex" xmlns:w16cid="http://schemas.microsoft.com/office/word/2016/wordml/cid" xmlns:w16="http://schemas.microsoft.com/office/word/2018/wordml" xmlns:w16du="http://schemas.microsoft.com/office/word/2023/wordml/word16du" xmlns:w16sdtdh="http://schemas.microsoft.com/office/word/2020/wordml/sdtdatahash" xmlns:w16se="http://schemas.microsoft.com/office/word/2015/wordml/symex" xmlns:wpg="http://schemas.microsoft.com/office/word/2010/wordprocessingGroup" xmlns:wpi="http://schemas.microsoft.com/office/word/2010/wordprocessingInk" xmlns:wne="http://schemas.microsoft.com/office/word/2006/wordml" xmlns:wps="http://schemas.microsoft.com/office/word/2010/wordprocessingShape" mc:Ignorable="w14 w15 w16se w16cid w16 w16cex w16sdtdh w16du wp14">
+<w:endnotes xmlns:wpc="http://schemas.microsoft.com/office/word/2010/wordprocessingCanvas" xmlns:cx="http://schemas.microsoft.com/office/drawing/2014/chartex" xmlns:cx1="http://schemas.microsoft.com/office/drawing/2015/9/8/chartex" xmlns:cx2="http://schemas.microsoft.com/office/drawing/2015/10/21/chartex" xmlns:cx3="http://schemas.microsoft.com/office/drawing/2016/5/9/chartex" xmlns:cx4="http://schemas.microsoft.com/office/drawing/2016/5/10/chartex" xmlns:cx5="http://schemas.microsoft.com/office/drawing/2016/5/11/chartex" xmlns:cx6="http://schemas.microsoft.com/office/drawing/2016/5/12/chartex" xmlns:cx7="http://schemas.microsoft.com/office/drawing/2016/5/13/chartex" xmlns:cx8="http://schemas.microsoft.com/office/drawing/2016/5/14/chartex" xmlns:mc="http://schemas.openxmlformats.org/markup-compatibility/2006" xmlns:aink="http://schemas.microsoft.com/office/drawing/2016/ink" xmlns:am3d="http://schemas.microsoft.com/office/drawing/2017/model3d" xmlns:o="urn:schemas-microsoft-com:office:office" xmlns:oel="http://schemas.microsoft.com/office/2019/extlst" xmlns:r="http://schemas.openxmlformats.org/officeDocument/2006/relationships" xmlns:m="http://schemas.openxmlformats.org/officeDocument/2006/math" xmlns:v="urn:schemas-microsoft-com:vml" xmlns:wp14="http://schemas.microsoft.com/office/word/2010/wordprocessingDrawing" xmlns:wp="http://schemas.openxmlformats.org/drawingml/2006/wordprocessingDrawing" xmlns:w10="urn:schemas-microsoft-com:office:word" xmlns:w="http://schemas.openxmlformats.org/wordprocessingml/2006/main" xmlns:w14="http://schemas.microsoft.com/office/word/2010/wordml" xmlns:w15="http://schemas.microsoft.com/office/word/2012/wordml" xmlns:w16cex="http://schemas.microsoft.com/office/word/2018/wordml/cex" xmlns:w16cid="http://schemas.microsoft.com/office/word/2016/wordml/cid" xmlns:w16="http://schemas.microsoft.com/office/word/2018/wordml" xmlns:w16du="http://schemas.microsoft.com/office/word/2023/wordml/word16du" xmlns:w16sdtdh="http://schemas.microsoft.com/office/word/2020/wordml/sdtdatahash" xmlns:w16sdtfl="http://schemas.microsoft.com/office/word/2024/wordml/sdtformatlock" xmlns:w16se="http://schemas.microsoft.com/office/word/2015/wordml/symex" xmlns:wpg="http://schemas.microsoft.com/office/word/2010/wordprocessingGroup" xmlns:wpi="http://schemas.microsoft.com/office/word/2010/wordprocessingInk" xmlns:wne="http://schemas.microsoft.com/office/word/2006/wordml" xmlns:wps="http://schemas.microsoft.com/office/word/2010/wordprocessingShape" mc:Ignorable="w14 w15 w16se w16cid w16 w16cex w16sdtdh w16sdtfl w16du wp14">
   <w:endnote w:type="separator" w:id="-1">
     <w:p>
       <w:r>
@@ -1282,7 +1548,7 @@
 </file>
 
 <file path=word/footnotes.xml><?xml version="1.0" encoding="utf-8"?>
-<w:footnotes xmlns:wpc="http://schemas.microsoft.com/office/word/2010/wordprocessingCanvas" xmlns:cx="http://schemas.microsoft.com/office/drawing/2014/chartex" xmlns:cx1="http://schemas.microsoft.com/office/drawing/2015/9/8/chartex" xmlns:cx2="http://schemas.microsoft.com/office/drawing/2015/10/21/chartex" xmlns:cx3="http://schemas.microsoft.com/office/drawing/2016/5/9/chartex" xmlns:cx4="http://schemas.microsoft.com/office/drawing/2016/5/10/chartex" xmlns:cx5="http://schemas.microsoft.com/office/drawing/2016/5/11/chartex" xmlns:cx6="http://schemas.microsoft.com/office/drawing/2016/5/12/chartex" xmlns:cx7="http://schemas.microsoft.com/office/drawing/2016/5/13/chartex" xmlns:cx8="http://schemas.microsoft.com/office/drawing/2016/5/14/chartex" xmlns:mc="http://schemas.openxmlformats.org/markup-compatibility/2006" xmlns:aink="http://schemas.microsoft.com/office/drawing/2016/ink" xmlns:am3d="http://schemas.microsoft.com/office/drawing/2017/model3d" xmlns:o="urn:schemas-microsoft-com:office:office" xmlns:oel="http://schemas.microsoft.com/office/2019/extlst" xmlns:r="http://schemas.openxmlformats.org/officeDocument/2006/relationships" xmlns:m="http://schemas.openxmlformats.org/officeDocument/2006/math" xmlns:v="urn:schemas-microsoft-com:vml" xmlns:wp14="http://schemas.microsoft.com/office/word/2010/wordprocessingDrawing" xmlns:wp="http://schemas.openxmlformats.org/drawingml/2006/wordprocessingDrawing" xmlns:w10="urn:schemas-microsoft-com:office:word" xmlns:w="http://schemas.openxmlformats.org/wordprocessingml/2006/main" xmlns:w14="http://schemas.microsoft.com/office/word/2010/wordml" xmlns:w15="http://schemas.microsoft.com/office/word/2012/wordml" xmlns:w16cex="http://schemas.microsoft.com/office/word/2018/wordml/cex" xmlns:w16cid="http://schemas.microsoft.com/office/word/2016/wordml/cid" xmlns:w16="http://schemas.microsoft.com/office/word/2018/wordml" xmlns:w16du="http://schemas.microsoft.com/office/word/2023/wordml/word16du" xmlns:w16sdtdh="http://schemas.microsoft.com/office/word/2020/wordml/sdtdatahash" xmlns:w16se="http://schemas.microsoft.com/office/word/2015/wordml/symex" xmlns:wpg="http://schemas.microsoft.com/office/word/2010/wordprocessingGroup" xmlns:wpi="http://schemas.microsoft.com/office/word/2010/wordprocessingInk" xmlns:wne="http://schemas.microsoft.com/office/word/2006/wordml" xmlns:wps="http://schemas.microsoft.com/office/word/2010/wordprocessingShape" mc:Ignorable="w14 w15 w16se w16cid w16 w16cex w16sdtdh w16du wp14">
+<w:footnotes xmlns:wpc="http://schemas.microsoft.com/office/word/2010/wordprocessingCanvas" xmlns:cx="http://schemas.microsoft.com/office/drawing/2014/chartex" xmlns:cx1="http://schemas.microsoft.com/office/drawing/2015/9/8/chartex" xmlns:cx2="http://schemas.microsoft.com/office/drawing/2015/10/21/chartex" xmlns:cx3="http://schemas.microsoft.com/office/drawing/2016/5/9/chartex" xmlns:cx4="http://schemas.microsoft.com/office/drawing/2016/5/10/chartex" xmlns:cx5="http://schemas.microsoft.com/office/drawing/2016/5/11/chartex" xmlns:cx6="http://schemas.microsoft.com/office/drawing/2016/5/12/chartex" xmlns:cx7="http://schemas.microsoft.com/office/drawing/2016/5/13/chartex" xmlns:cx8="http://schemas.microsoft.com/office/drawing/2016/5/14/chartex" xmlns:mc="http://schemas.openxmlformats.org/markup-compatibility/2006" xmlns:aink="http://schemas.microsoft.com/office/drawing/2016/ink" xmlns:am3d="http://schemas.microsoft.com/office/drawing/2017/model3d" xmlns:o="urn:schemas-microsoft-com:office:office" xmlns:oel="http://schemas.microsoft.com/office/2019/extlst" xmlns:r="http://schemas.openxmlformats.org/officeDocument/2006/relationships" xmlns:m="http://schemas.openxmlformats.org/officeDocument/2006/math" xmlns:v="urn:schemas-microsoft-com:vml" xmlns:wp14="http://schemas.microsoft.com/office/word/2010/wordprocessingDrawing" xmlns:wp="http://schemas.openxmlformats.org/drawingml/2006/wordprocessingDrawing" xmlns:w10="urn:schemas-microsoft-com:office:word" xmlns:w="http://schemas.openxmlformats.org/wordprocessingml/2006/main" xmlns:w14="http://schemas.microsoft.com/office/word/2010/wordml" xmlns:w15="http://schemas.microsoft.com/office/word/2012/wordml" xmlns:w16cex="http://schemas.microsoft.com/office/word/2018/wordml/cex" xmlns:w16cid="http://schemas.microsoft.com/office/word/2016/wordml/cid" xmlns:w16="http://schemas.microsoft.com/office/word/2018/wordml" xmlns:w16du="http://schemas.microsoft.com/office/word/2023/wordml/word16du" xmlns:w16sdtdh="http://schemas.microsoft.com/office/word/2020/wordml/sdtdatahash" xmlns:w16sdtfl="http://schemas.microsoft.com/office/word/2024/wordml/sdtformatlock" xmlns:w16se="http://schemas.microsoft.com/office/word/2015/wordml/symex" xmlns:wpg="http://schemas.microsoft.com/office/word/2010/wordprocessingGroup" xmlns:wpi="http://schemas.microsoft.com/office/word/2010/wordprocessingInk" xmlns:wne="http://schemas.microsoft.com/office/word/2006/wordml" xmlns:wps="http://schemas.microsoft.com/office/word/2010/wordprocessingShape" mc:Ignorable="w14 w15 w16se w16cid w16 w16cex w16sdtdh w16sdtfl w16du wp14">
   <w:footnote w:type="separator" w:id="-1">
     <w:p>
       <w:r>
@@ -1301,7 +1567,7 @@
 </file>
 
 <file path=word/numbering.xml><?xml version="1.0" encoding="utf-8"?>
-<w:numbering xmlns:wpc="http://schemas.microsoft.com/office/word/2010/wordprocessingCanvas" xmlns:cx="http://schemas.microsoft.com/office/drawing/2014/chartex" xmlns:cx1="http://schemas.microsoft.com/office/drawing/2015/9/8/chartex" xmlns:cx2="http://schemas.microsoft.com/office/drawing/2015/10/21/chartex" xmlns:cx3="http://schemas.microsoft.com/office/drawing/2016/5/9/chartex" xmlns:cx4="http://schemas.microsoft.com/office/drawing/2016/5/10/chartex" xmlns:cx5="http://schemas.microsoft.com/office/drawing/2016/5/11/chartex" xmlns:cx6="http://schemas.microsoft.com/office/drawing/2016/5/12/chartex" xmlns:cx7="http://schemas.microsoft.com/office/drawing/2016/5/13/chartex" xmlns:cx8="http://schemas.microsoft.com/office/drawing/2016/5/14/chartex" xmlns:mc="http://schemas.openxmlformats.org/markup-compatibility/2006" xmlns:aink="http://schemas.microsoft.com/office/drawing/2016/ink" xmlns:am3d="http://schemas.microsoft.com/office/drawing/2017/model3d" xmlns:o="urn:schemas-microsoft-com:office:office" xmlns:oel="http://schemas.microsoft.com/office/2019/extlst" xmlns:r="http://schemas.openxmlformats.org/officeDocument/2006/relationships" xmlns:m="http://schemas.openxmlformats.org/officeDocument/2006/math" xmlns:v="urn:schemas-microsoft-com:vml" xmlns:wp14="http://schemas.microsoft.com/office/word/2010/wordprocessingDrawing" xmlns:wp="http://schemas.openxmlformats.org/drawingml/2006/wordprocessingDrawing" xmlns:w10="urn:schemas-microsoft-com:office:word" xmlns:w="http://schemas.openxmlformats.org/wordprocessingml/2006/main" xmlns:w14="http://schemas.microsoft.com/office/word/2010/wordml" xmlns:w15="http://schemas.microsoft.com/office/word/2012/wordml" xmlns:w16cex="http://schemas.microsoft.com/office/word/2018/wordml/cex" xmlns:w16cid="http://schemas.microsoft.com/office/word/2016/wordml/cid" xmlns:w16="http://schemas.microsoft.com/office/word/2018/wordml" xmlns:w16du="http://schemas.microsoft.com/office/word/2023/wordml/word16du" xmlns:w16sdtdh="http://schemas.microsoft.com/office/word/2020/wordml/sdtdatahash" xmlns:w16se="http://schemas.microsoft.com/office/word/2015/wordml/symex" xmlns:wpg="http://schemas.microsoft.com/office/word/2010/wordprocessingGroup" xmlns:wpi="http://schemas.microsoft.com/office/word/2010/wordprocessingInk" xmlns:wne="http://schemas.microsoft.com/office/word/2006/wordml" xmlns:wps="http://schemas.microsoft.com/office/word/2010/wordprocessingShape" mc:Ignorable="w14 w15 w16se w16cid w16 w16cex w16sdtdh w16du wp14">
+<w:numbering xmlns:wpc="http://schemas.microsoft.com/office/word/2010/wordprocessingCanvas" xmlns:cx="http://schemas.microsoft.com/office/drawing/2014/chartex" xmlns:cx1="http://schemas.microsoft.com/office/drawing/2015/9/8/chartex" xmlns:cx2="http://schemas.microsoft.com/office/drawing/2015/10/21/chartex" xmlns:cx3="http://schemas.microsoft.com/office/drawing/2016/5/9/chartex" xmlns:cx4="http://schemas.microsoft.com/office/drawing/2016/5/10/chartex" xmlns:cx5="http://schemas.microsoft.com/office/drawing/2016/5/11/chartex" xmlns:cx6="http://schemas.microsoft.com/office/drawing/2016/5/12/chartex" xmlns:cx7="http://schemas.microsoft.com/office/drawing/2016/5/13/chartex" xmlns:cx8="http://schemas.microsoft.com/office/drawing/2016/5/14/chartex" xmlns:mc="http://schemas.openxmlformats.org/markup-compatibility/2006" xmlns:aink="http://schemas.microsoft.com/office/drawing/2016/ink" xmlns:am3d="http://schemas.microsoft.com/office/drawing/2017/model3d" xmlns:o="urn:schemas-microsoft-com:office:office" xmlns:oel="http://schemas.microsoft.com/office/2019/extlst" xmlns:r="http://schemas.openxmlformats.org/officeDocument/2006/relationships" xmlns:m="http://schemas.openxmlformats.org/officeDocument/2006/math" xmlns:v="urn:schemas-microsoft-com:vml" xmlns:wp14="http://schemas.microsoft.com/office/word/2010/wordprocessingDrawing" xmlns:wp="http://schemas.openxmlformats.org/drawingml/2006/wordprocessingDrawing" xmlns:w10="urn:schemas-microsoft-com:office:word" xmlns:w="http://schemas.openxmlformats.org/wordprocessingml/2006/main" xmlns:w14="http://schemas.microsoft.com/office/word/2010/wordml" xmlns:w15="http://schemas.microsoft.com/office/word/2012/wordml" xmlns:w16cex="http://schemas.microsoft.com/office/word/2018/wordml/cex" xmlns:w16cid="http://schemas.microsoft.com/office/word/2016/wordml/cid" xmlns:w16="http://schemas.microsoft.com/office/word/2018/wordml" xmlns:w16du="http://schemas.microsoft.com/office/word/2023/wordml/word16du" xmlns:w16sdtdh="http://schemas.microsoft.com/office/word/2020/wordml/sdtdatahash" xmlns:w16sdtfl="http://schemas.microsoft.com/office/word/2024/wordml/sdtformatlock" xmlns:w16se="http://schemas.microsoft.com/office/word/2015/wordml/symex" xmlns:wpg="http://schemas.microsoft.com/office/word/2010/wordprocessingGroup" xmlns:wpi="http://schemas.microsoft.com/office/word/2010/wordprocessingInk" xmlns:wne="http://schemas.microsoft.com/office/word/2006/wordml" xmlns:wps="http://schemas.microsoft.com/office/word/2010/wordprocessingShape" mc:Ignorable="w14 w15 w16se w16cid w16 w16cex w16sdtdh w16sdtfl w16du wp14">
   <w:abstractNum w:abstractNumId="0" w15:restartNumberingAfterBreak="0">
     <w:nsid w:val="0BEF7295"/>
     <w:multiLevelType w:val="multilevel"/>
@@ -2754,7 +3020,7 @@
 </file>
 
 <file path=word/styles.xml><?xml version="1.0" encoding="utf-8"?>
-<w:styles xmlns:mc="http://schemas.openxmlformats.org/markup-compatibility/2006" xmlns:r="http://schemas.openxmlformats.org/officeDocument/2006/relationships" xmlns:w="http://schemas.openxmlformats.org/wordprocessingml/2006/main" xmlns:w14="http://schemas.microsoft.com/office/word/2010/wordml" xmlns:w15="http://schemas.microsoft.com/office/word/2012/wordml" xmlns:w16cex="http://schemas.microsoft.com/office/word/2018/wordml/cex" xmlns:w16cid="http://schemas.microsoft.com/office/word/2016/wordml/cid" xmlns:w16="http://schemas.microsoft.com/office/word/2018/wordml" xmlns:w16du="http://schemas.microsoft.com/office/word/2023/wordml/word16du" xmlns:w16sdtdh="http://schemas.microsoft.com/office/word/2020/wordml/sdtdatahash" xmlns:w16se="http://schemas.microsoft.com/office/word/2015/wordml/symex" mc:Ignorable="w14 w15 w16se w16cid w16 w16cex w16sdtdh w16du">
+<w:styles xmlns:mc="http://schemas.openxmlformats.org/markup-compatibility/2006" xmlns:r="http://schemas.openxmlformats.org/officeDocument/2006/relationships" xmlns:w="http://schemas.openxmlformats.org/wordprocessingml/2006/main" xmlns:w14="http://schemas.microsoft.com/office/word/2010/wordml" xmlns:w15="http://schemas.microsoft.com/office/word/2012/wordml" xmlns:w16cex="http://schemas.microsoft.com/office/word/2018/wordml/cex" xmlns:w16cid="http://schemas.microsoft.com/office/word/2016/wordml/cid" xmlns:w16="http://schemas.microsoft.com/office/word/2018/wordml" xmlns:w16du="http://schemas.microsoft.com/office/word/2023/wordml/word16du" xmlns:w16sdtdh="http://schemas.microsoft.com/office/word/2020/wordml/sdtdatahash" xmlns:w16sdtfl="http://schemas.microsoft.com/office/word/2024/wordml/sdtformatlock" xmlns:w16se="http://schemas.microsoft.com/office/word/2015/wordml/symex" mc:Ignorable="w14 w15 w16se w16cid w16 w16cex w16sdtdh w16sdtfl w16du">
   <w:docDefaults>
     <w:rPrDefault>
       <w:rPr>
@@ -4009,7 +4275,7 @@
 </file>
 
 <file path=word/glossary/document.xml><?xml version="1.0" encoding="utf-8"?>
-<w:glossaryDocument xmlns:wpc="http://schemas.microsoft.com/office/word/2010/wordprocessingCanvas" xmlns:cx="http://schemas.microsoft.com/office/drawing/2014/chartex" xmlns:cx1="http://schemas.microsoft.com/office/drawing/2015/9/8/chartex" xmlns:cx2="http://schemas.microsoft.com/office/drawing/2015/10/21/chartex" xmlns:cx3="http://schemas.microsoft.com/office/drawing/2016/5/9/chartex" xmlns:cx4="http://schemas.microsoft.com/office/drawing/2016/5/10/chartex" xmlns:cx5="http://schemas.microsoft.com/office/drawing/2016/5/11/chartex" xmlns:cx6="http://schemas.microsoft.com/office/drawing/2016/5/12/chartex" xmlns:cx7="http://schemas.microsoft.com/office/drawing/2016/5/13/chartex" xmlns:cx8="http://schemas.microsoft.com/office/drawing/2016/5/14/chartex" xmlns:mc="http://schemas.openxmlformats.org/markup-compatibility/2006" xmlns:aink="http://schemas.microsoft.com/office/drawing/2016/ink" xmlns:am3d="http://schemas.microsoft.com/office/drawing/2017/model3d" xmlns:o="urn:schemas-microsoft-com:office:office" xmlns:oel="http://schemas.microsoft.com/office/2019/extlst" xmlns:r="http://schemas.openxmlformats.org/officeDocument/2006/relationships" xmlns:m="http://schemas.openxmlformats.org/officeDocument/2006/math" xmlns:v="urn:schemas-microsoft-com:vml" xmlns:wp14="http://schemas.microsoft.com/office/word/2010/wordprocessingDrawing" xmlns:wp="http://schemas.openxmlformats.org/drawingml/2006/wordprocessingDrawing" xmlns:w10="urn:schemas-microsoft-com:office:word" xmlns:w="http://schemas.openxmlformats.org/wordprocessingml/2006/main" xmlns:w14="http://schemas.microsoft.com/office/word/2010/wordml" xmlns:w15="http://schemas.microsoft.com/office/word/2012/wordml" xmlns:w16cex="http://schemas.microsoft.com/office/word/2018/wordml/cex" xmlns:w16cid="http://schemas.microsoft.com/office/word/2016/wordml/cid" xmlns:w16="http://schemas.microsoft.com/office/word/2018/wordml" xmlns:w16du="http://schemas.microsoft.com/office/word/2023/wordml/word16du" xmlns:w16sdtdh="http://schemas.microsoft.com/office/word/2020/wordml/sdtdatahash" xmlns:w16se="http://schemas.microsoft.com/office/word/2015/wordml/symex" xmlns:wpg="http://schemas.microsoft.com/office/word/2010/wordprocessingGroup" xmlns:wpi="http://schemas.microsoft.com/office/word/2010/wordprocessingInk" xmlns:wne="http://schemas.microsoft.com/office/word/2006/wordml" xmlns:wps="http://schemas.microsoft.com/office/word/2010/wordprocessingShape" mc:Ignorable="w14 w15 w16se w16cid w16 w16cex w16sdtdh w16du wp14">
+<w:glossaryDocument xmlns:wpc="http://schemas.microsoft.com/office/word/2010/wordprocessingCanvas" xmlns:cx="http://schemas.microsoft.com/office/drawing/2014/chartex" xmlns:cx1="http://schemas.microsoft.com/office/drawing/2015/9/8/chartex" xmlns:cx2="http://schemas.microsoft.com/office/drawing/2015/10/21/chartex" xmlns:cx3="http://schemas.microsoft.com/office/drawing/2016/5/9/chartex" xmlns:cx4="http://schemas.microsoft.com/office/drawing/2016/5/10/chartex" xmlns:cx5="http://schemas.microsoft.com/office/drawing/2016/5/11/chartex" xmlns:cx6="http://schemas.microsoft.com/office/drawing/2016/5/12/chartex" xmlns:cx7="http://schemas.microsoft.com/office/drawing/2016/5/13/chartex" xmlns:cx8="http://schemas.microsoft.com/office/drawing/2016/5/14/chartex" xmlns:mc="http://schemas.openxmlformats.org/markup-compatibility/2006" xmlns:aink="http://schemas.microsoft.com/office/drawing/2016/ink" xmlns:am3d="http://schemas.microsoft.com/office/drawing/2017/model3d" xmlns:o="urn:schemas-microsoft-com:office:office" xmlns:oel="http://schemas.microsoft.com/office/2019/extlst" xmlns:r="http://schemas.openxmlformats.org/officeDocument/2006/relationships" xmlns:m="http://schemas.openxmlformats.org/officeDocument/2006/math" xmlns:v="urn:schemas-microsoft-com:vml" xmlns:wp14="http://schemas.microsoft.com/office/word/2010/wordprocessingDrawing" xmlns:wp="http://schemas.openxmlformats.org/drawingml/2006/wordprocessingDrawing" xmlns:w10="urn:schemas-microsoft-com:office:word" xmlns:w="http://schemas.openxmlformats.org/wordprocessingml/2006/main" xmlns:w14="http://schemas.microsoft.com/office/word/2010/wordml" xmlns:w15="http://schemas.microsoft.com/office/word/2012/wordml" xmlns:w16cex="http://schemas.microsoft.com/office/word/2018/wordml/cex" xmlns:w16cid="http://schemas.microsoft.com/office/word/2016/wordml/cid" xmlns:w16="http://schemas.microsoft.com/office/word/2018/wordml" xmlns:w16du="http://schemas.microsoft.com/office/word/2023/wordml/word16du" xmlns:w16sdtdh="http://schemas.microsoft.com/office/word/2020/wordml/sdtdatahash" xmlns:w16sdtfl="http://schemas.microsoft.com/office/word/2024/wordml/sdtformatlock" xmlns:w16se="http://schemas.microsoft.com/office/word/2015/wordml/symex" xmlns:wpg="http://schemas.microsoft.com/office/word/2010/wordprocessingGroup" xmlns:wpi="http://schemas.microsoft.com/office/word/2010/wordprocessingInk" xmlns:wne="http://schemas.microsoft.com/office/word/2006/wordml" xmlns:wps="http://schemas.microsoft.com/office/word/2010/wordprocessingShape" mc:Ignorable="w14 w15 w16se w16cid w16 w16cex w16sdtdh w16sdtfl w16du wp14">
   <w:docParts>
     <w:docPart>
       <w:docPartPr>
@@ -4042,7 +4308,7 @@
 </file>
 
 <file path=word/glossary/fontTable.xml><?xml version="1.0" encoding="utf-8"?>
-<w:fonts xmlns:mc="http://schemas.openxmlformats.org/markup-compatibility/2006" xmlns:r="http://schemas.openxmlformats.org/officeDocument/2006/relationships" xmlns:w="http://schemas.openxmlformats.org/wordprocessingml/2006/main" xmlns:w14="http://schemas.microsoft.com/office/word/2010/wordml" xmlns:w15="http://schemas.microsoft.com/office/word/2012/wordml" xmlns:w16cex="http://schemas.microsoft.com/office/word/2018/wordml/cex" xmlns:w16cid="http://schemas.microsoft.com/office/word/2016/wordml/cid" xmlns:w16="http://schemas.microsoft.com/office/word/2018/wordml" xmlns:w16du="http://schemas.microsoft.com/office/word/2023/wordml/word16du" xmlns:w16sdtdh="http://schemas.microsoft.com/office/word/2020/wordml/sdtdatahash" xmlns:w16se="http://schemas.microsoft.com/office/word/2015/wordml/symex" mc:Ignorable="w14 w15 w16se w16cid w16 w16cex w16sdtdh w16du">
+<w:fonts xmlns:mc="http://schemas.openxmlformats.org/markup-compatibility/2006" xmlns:r="http://schemas.openxmlformats.org/officeDocument/2006/relationships" xmlns:w="http://schemas.openxmlformats.org/wordprocessingml/2006/main" xmlns:w14="http://schemas.microsoft.com/office/word/2010/wordml" xmlns:w15="http://schemas.microsoft.com/office/word/2012/wordml" xmlns:w16cex="http://schemas.microsoft.com/office/word/2018/wordml/cex" xmlns:w16cid="http://schemas.microsoft.com/office/word/2016/wordml/cid" xmlns:w16="http://schemas.microsoft.com/office/word/2018/wordml" xmlns:w16du="http://schemas.microsoft.com/office/word/2023/wordml/word16du" xmlns:w16sdtdh="http://schemas.microsoft.com/office/word/2020/wordml/sdtdatahash" xmlns:w16sdtfl="http://schemas.microsoft.com/office/word/2024/wordml/sdtformatlock" xmlns:w16se="http://schemas.microsoft.com/office/word/2015/wordml/symex" mc:Ignorable="w14 w15 w16se w16cid w16 w16cex w16sdtdh w16sdtfl w16du">
   <w:font w:name="Symbol">
     <w:panose1 w:val="05050102010706020507"/>
     <w:charset w:val="02"/>
@@ -4108,7 +4374,7 @@
 </file>
 
 <file path=word/glossary/settings.xml><?xml version="1.0" encoding="utf-8"?>
-<w:settings xmlns:mc="http://schemas.openxmlformats.org/markup-compatibility/2006" xmlns:o="urn:schemas-microsoft-com:office:office" xmlns:r="http://schemas.openxmlformats.org/officeDocument/2006/relationships" xmlns:m="http://schemas.openxmlformats.org/officeDocument/2006/math" xmlns:v="urn:schemas-microsoft-com:vml" xmlns:w10="urn:schemas-microsoft-com:office:word" xmlns:w="http://schemas.openxmlformats.org/wordprocessingml/2006/main" xmlns:w14="http://schemas.microsoft.com/office/word/2010/wordml" xmlns:w15="http://schemas.microsoft.com/office/word/2012/wordml" xmlns:w16cex="http://schemas.microsoft.com/office/word/2018/wordml/cex" xmlns:w16cid="http://schemas.microsoft.com/office/word/2016/wordml/cid" xmlns:w16="http://schemas.microsoft.com/office/word/2018/wordml" xmlns:w16du="http://schemas.microsoft.com/office/word/2023/wordml/word16du" xmlns:w16sdtdh="http://schemas.microsoft.com/office/word/2020/wordml/sdtdatahash" xmlns:w16se="http://schemas.microsoft.com/office/word/2015/wordml/symex" xmlns:sl="http://schemas.openxmlformats.org/schemaLibrary/2006/main" mc:Ignorable="w14 w15 w16se w16cid w16 w16cex w16sdtdh w16du">
+<w:settings xmlns:mc="http://schemas.openxmlformats.org/markup-compatibility/2006" xmlns:o="urn:schemas-microsoft-com:office:office" xmlns:r="http://schemas.openxmlformats.org/officeDocument/2006/relationships" xmlns:m="http://schemas.openxmlformats.org/officeDocument/2006/math" xmlns:v="urn:schemas-microsoft-com:vml" xmlns:w10="urn:schemas-microsoft-com:office:word" xmlns:w="http://schemas.openxmlformats.org/wordprocessingml/2006/main" xmlns:w14="http://schemas.microsoft.com/office/word/2010/wordml" xmlns:w15="http://schemas.microsoft.com/office/word/2012/wordml" xmlns:w16cex="http://schemas.microsoft.com/office/word/2018/wordml/cex" xmlns:w16cid="http://schemas.microsoft.com/office/word/2016/wordml/cid" xmlns:w16="http://schemas.microsoft.com/office/word/2018/wordml" xmlns:w16du="http://schemas.microsoft.com/office/word/2023/wordml/word16du" xmlns:w16sdtdh="http://schemas.microsoft.com/office/word/2020/wordml/sdtdatahash" xmlns:w16sdtfl="http://schemas.microsoft.com/office/word/2024/wordml/sdtformatlock" xmlns:w16se="http://schemas.microsoft.com/office/word/2015/wordml/symex" xmlns:sl="http://schemas.openxmlformats.org/schemaLibrary/2006/main" mc:Ignorable="w14 w15 w16se w16cid w16 w16cex w16sdtdh w16sdtfl w16du">
   <w:view w:val="normal"/>
   <w:defaultTabStop w:val="720"/>
   <w:characterSpacingControl w:val="doNotCompress"/>
@@ -4123,6 +4389,7 @@
   </w:compat>
   <w:rsids>
     <w:rsidRoot w:val="000D4CC8"/>
+    <w:rsid w:val="0009192E"/>
     <w:rsid w:val="000B3FF6"/>
     <w:rsid w:val="000D4CC8"/>
     <w:rsid w:val="00180A3B"/>
@@ -4131,6 +4398,7 @@
     <w:rsid w:val="006C7EE2"/>
     <w:rsid w:val="00872866"/>
     <w:rsid w:val="008867DA"/>
+    <w:rsid w:val="00A95B91"/>
     <w:rsid w:val="00AC0CF1"/>
     <w:rsid w:val="00B47CDE"/>
     <w:rsid w:val="00BD7456"/>
@@ -4157,7 +4425,7 @@
 </file>
 
 <file path=word/glossary/styles.xml><?xml version="1.0" encoding="utf-8"?>
-<w:styles xmlns:mc="http://schemas.openxmlformats.org/markup-compatibility/2006" xmlns:r="http://schemas.openxmlformats.org/officeDocument/2006/relationships" xmlns:w="http://schemas.openxmlformats.org/wordprocessingml/2006/main" xmlns:w14="http://schemas.microsoft.com/office/word/2010/wordml" xmlns:w15="http://schemas.microsoft.com/office/word/2012/wordml" xmlns:w16cex="http://schemas.microsoft.com/office/word/2018/wordml/cex" xmlns:w16cid="http://schemas.microsoft.com/office/word/2016/wordml/cid" xmlns:w16="http://schemas.microsoft.com/office/word/2018/wordml" xmlns:w16du="http://schemas.microsoft.com/office/word/2023/wordml/word16du" xmlns:w16sdtdh="http://schemas.microsoft.com/office/word/2020/wordml/sdtdatahash" xmlns:w16se="http://schemas.microsoft.com/office/word/2015/wordml/symex" mc:Ignorable="w14 w15 w16se w16cid w16 w16cex w16sdtdh w16du">
+<w:styles xmlns:mc="http://schemas.openxmlformats.org/markup-compatibility/2006" xmlns:r="http://schemas.openxmlformats.org/officeDocument/2006/relationships" xmlns:w="http://schemas.openxmlformats.org/wordprocessingml/2006/main" xmlns:w14="http://schemas.microsoft.com/office/word/2010/wordml" xmlns:w15="http://schemas.microsoft.com/office/word/2012/wordml" xmlns:w16cex="http://schemas.microsoft.com/office/word/2018/wordml/cex" xmlns:w16cid="http://schemas.microsoft.com/office/word/2016/wordml/cid" xmlns:w16="http://schemas.microsoft.com/office/word/2018/wordml" xmlns:w16du="http://schemas.microsoft.com/office/word/2023/wordml/word16du" xmlns:w16sdtdh="http://schemas.microsoft.com/office/word/2020/wordml/sdtdatahash" xmlns:w16sdtfl="http://schemas.microsoft.com/office/word/2024/wordml/sdtformatlock" xmlns:w16se="http://schemas.microsoft.com/office/word/2015/wordml/symex" mc:Ignorable="w14 w15 w16se w16cid w16 w16cex w16sdtdh w16sdtfl w16du">
   <w:docDefaults>
     <w:rPrDefault>
       <w:rPr>
@@ -4592,7 +4860,7 @@
 </file>
 
 <file path=word/glossary/webSettings.xml><?xml version="1.0" encoding="utf-8"?>
-<w:webSettings xmlns:mc="http://schemas.openxmlformats.org/markup-compatibility/2006" xmlns:r="http://schemas.openxmlformats.org/officeDocument/2006/relationships" xmlns:w="http://schemas.openxmlformats.org/wordprocessingml/2006/main" xmlns:w14="http://schemas.microsoft.com/office/word/2010/wordml" xmlns:w15="http://schemas.microsoft.com/office/word/2012/wordml" xmlns:w16cex="http://schemas.microsoft.com/office/word/2018/wordml/cex" xmlns:w16cid="http://schemas.microsoft.com/office/word/2016/wordml/cid" xmlns:w16="http://schemas.microsoft.com/office/word/2018/wordml" xmlns:w16du="http://schemas.microsoft.com/office/word/2023/wordml/word16du" xmlns:w16sdtdh="http://schemas.microsoft.com/office/word/2020/wordml/sdtdatahash" xmlns:w16se="http://schemas.microsoft.com/office/word/2015/wordml/symex" mc:Ignorable="w14 w15 w16se w16cid w16 w16cex w16sdtdh w16du">
+<w:webSettings xmlns:mc="http://schemas.openxmlformats.org/markup-compatibility/2006" xmlns:r="http://schemas.openxmlformats.org/officeDocument/2006/relationships" xmlns:w="http://schemas.openxmlformats.org/wordprocessingml/2006/main" xmlns:w14="http://schemas.microsoft.com/office/word/2010/wordml" xmlns:w15="http://schemas.microsoft.com/office/word/2012/wordml" xmlns:w16cex="http://schemas.microsoft.com/office/word/2018/wordml/cex" xmlns:w16cid="http://schemas.microsoft.com/office/word/2016/wordml/cid" xmlns:w16="http://schemas.microsoft.com/office/word/2018/wordml" xmlns:w16du="http://schemas.microsoft.com/office/word/2023/wordml/word16du" xmlns:w16sdtdh="http://schemas.microsoft.com/office/word/2020/wordml/sdtdatahash" xmlns:w16sdtfl="http://schemas.microsoft.com/office/word/2024/wordml/sdtformatlock" xmlns:w16se="http://schemas.microsoft.com/office/word/2015/wordml/symex" mc:Ignorable="w14 w15 w16se w16cid w16 w16cex w16sdtdh w16sdtfl w16du">
   <w:optimizeForBrowser/>
   <w:allowPNG/>
 </w:webSettings>
@@ -4811,10 +5079,6 @@
 </file>
 
 <file path=customXml/item2.xml><?xml version="1.0" encoding="utf-8"?>
-<b:Sources xmlns:b="http://schemas.openxmlformats.org/officeDocument/2006/bibliography" xmlns="http://schemas.openxmlformats.org/officeDocument/2006/bibliography" SelectedStyle="\APASixthEditionOfficeOnline.xsl" StyleName="APA" Version="6"/>
-</file>
-
-<file path=customXml/item3.xml><?xml version="1.0" encoding="utf-8"?>
 <p:properties xmlns:p="http://schemas.microsoft.com/office/2006/metadata/properties" xmlns:xsi="http://www.w3.org/2001/XMLSchema-instance" xmlns:pc="http://schemas.microsoft.com/office/infopath/2007/PartnerControls">
   <documentManagement>
     <_ip_UnifiedCompliancePolicyUIAction xmlns="http://schemas.microsoft.com/sharepoint/v3" xsi:nil="true"/>
@@ -4834,16 +5098,11 @@
 </p:properties>
 </file>
 
-<file path=customXml/item4.xml><?xml version="1.0" encoding="utf-8"?>
-<?mso-contentType ?>
-<FormTemplates xmlns="http://schemas.microsoft.com/sharepoint/v3/contenttype/forms">
-  <Display>DocumentLibraryForm</Display>
-  <Edit>DocumentLibraryForm</Edit>
-  <New>DocumentLibraryForm</New>
-</FormTemplates>
+<file path=customXml/item3.xml><?xml version="1.0" encoding="utf-8"?>
+<b:Sources xmlns:b="http://schemas.openxmlformats.org/officeDocument/2006/bibliography" xmlns="http://schemas.openxmlformats.org/officeDocument/2006/bibliography" SelectedStyle="\APASixthEditionOfficeOnline.xsl" StyleName="APA" Version="6"/>
 </file>
 
-<file path=customXml/item5.xml><?xml version="1.0" encoding="utf-8"?>
+<file path=customXml/item4.xml><?xml version="1.0" encoding="utf-8"?>
 <ct:contentTypeSchema xmlns:ct="http://schemas.microsoft.com/office/2006/metadata/contentType" xmlns:ma="http://schemas.microsoft.com/office/2006/metadata/properties/metaAttributes" ct:_="" ma:_="" ma:contentTypeName="Document" ma:contentTypeID="0x01010079F111ED35F8CC479449609E8A0923A6" ma:contentTypeVersion="26" ma:contentTypeDescription="Create a new document." ma:contentTypeScope="" ma:versionID="ac37c1753acd5e330d2062ccec26ea66">
   <xsd:schema xmlns:xsd="http://www.w3.org/2001/XMLSchema" xmlns:xs="http://www.w3.org/2001/XMLSchema" xmlns:p="http://schemas.microsoft.com/office/2006/metadata/properties" xmlns:ns1="http://schemas.microsoft.com/sharepoint/v3" xmlns:ns2="71af3243-3dd4-4a8d-8c0d-dd76da1f02a5" xmlns:ns3="16c05727-aa75-4e4a-9b5f-8a80a1165891" xmlns:ns4="230e9df3-be65-4c73-a93b-d1236ebd677e" targetNamespace="http://schemas.microsoft.com/office/2006/metadata/properties" ma:root="true" ma:fieldsID="3b340c7101c92c5120abd06486f94548" ns1:_="" ns2:_="" ns3:_="" ns4:_="">
     <xsd:import namespace="http://schemas.microsoft.com/sharepoint/v3"/>
@@ -5143,6 +5402,15 @@
 </ct:contentTypeSchema>
 </file>
 
+<file path=customXml/item5.xml><?xml version="1.0" encoding="utf-8"?>
+<?mso-contentType ?>
+<FormTemplates xmlns="http://schemas.microsoft.com/sharepoint/v3/contenttype/forms">
+  <Display>DocumentLibraryForm</Display>
+  <Edit>DocumentLibraryForm</Edit>
+  <New>DocumentLibraryForm</New>
+</FormTemplates>
+</file>
+
 <file path=customXml/itemProps1.xml><?xml version="1.0" encoding="utf-8"?>
 <ds:datastoreItem xmlns:ds="http://schemas.openxmlformats.org/officeDocument/2006/customXml" ds:itemID="{55AF091B-3C7A-41E3-B477-F2FDAA23CFDA}">
   <ds:schemaRefs>
@@ -5152,14 +5420,6 @@
 </file>
 
 <file path=customXml/itemProps2.xml><?xml version="1.0" encoding="utf-8"?>
-<ds:datastoreItem xmlns:ds="http://schemas.openxmlformats.org/officeDocument/2006/customXml" ds:itemID="{04B55C02-6792-40E5-9BF4-75506D89F67E}">
-  <ds:schemaRefs>
-    <ds:schemaRef ds:uri="http://schemas.openxmlformats.org/officeDocument/2006/bibliography"/>
-  </ds:schemaRefs>
-</ds:datastoreItem>
-</file>
-
-<file path=customXml/itemProps3.xml><?xml version="1.0" encoding="utf-8"?>
 <ds:datastoreItem xmlns:ds="http://schemas.openxmlformats.org/officeDocument/2006/customXml" ds:itemID="{D166F14D-557D-424E-9636-D42330ECA826}">
   <ds:schemaRefs>
     <ds:schemaRef ds:uri="http://schemas.microsoft.com/office/2006/metadata/properties"/>
@@ -5171,15 +5431,15 @@
 </ds:datastoreItem>
 </file>
 
-<file path=customXml/itemProps4.xml><?xml version="1.0" encoding="utf-8"?>
-<ds:datastoreItem xmlns:ds="http://schemas.openxmlformats.org/officeDocument/2006/customXml" ds:itemID="{AA746FB5-EEF2-4EB7-81F3-9E92166DF160}">
+<file path=customXml/itemProps3.xml><?xml version="1.0" encoding="utf-8"?>
+<ds:datastoreItem xmlns:ds="http://schemas.openxmlformats.org/officeDocument/2006/customXml" ds:itemID="{04B55C02-6792-40E5-9BF4-75506D89F67E}">
   <ds:schemaRefs>
-    <ds:schemaRef ds:uri="http://schemas.microsoft.com/sharepoint/v3/contenttype/forms"/>
+    <ds:schemaRef ds:uri="http://schemas.openxmlformats.org/officeDocument/2006/bibliography"/>
   </ds:schemaRefs>
 </ds:datastoreItem>
 </file>
 
-<file path=customXml/itemProps5.xml><?xml version="1.0" encoding="utf-8"?>
+<file path=customXml/itemProps4.xml><?xml version="1.0" encoding="utf-8"?>
 <ds:datastoreItem xmlns:ds="http://schemas.openxmlformats.org/officeDocument/2006/customXml" ds:itemID="{073C7D4B-996E-4EFF-821D-18531563D8CF}">
   <ds:schemaRefs>
     <ds:schemaRef ds:uri="http://schemas.microsoft.com/office/2006/metadata/contentType"/>
@@ -5200,6 +5460,14 @@
 </ds:datastoreItem>
 </file>
 
+<file path=customXml/itemProps5.xml><?xml version="1.0" encoding="utf-8"?>
+<ds:datastoreItem xmlns:ds="http://schemas.openxmlformats.org/officeDocument/2006/customXml" ds:itemID="{AA746FB5-EEF2-4EB7-81F3-9E92166DF160}">
+  <ds:schemaRefs>
+    <ds:schemaRef ds:uri="http://schemas.microsoft.com/sharepoint/v3/contenttype/forms"/>
+  </ds:schemaRefs>
+</ds:datastoreItem>
+</file>
+
 <file path=docMetadata/LabelInfo.xml><?xml version="1.0" encoding="utf-8"?>
 <clbl:labelList xmlns:clbl="http://schemas.microsoft.com/office/2020/mipLabelMetadata"/>
 </file>
--- a/resume.docx
+++ b/resume.docx
@@ -116,22 +116,6 @@
     </w:p>
     <w:p>
       <w:pPr>
-        <w:pStyle w:val="Heading2"/>
-        <w:rPr>
-          <w:rFonts w:ascii="Arial" w:hAnsi="Arial" w:cs="Arial"/>
-          <w:bCs/>
-        </w:rPr>
-      </w:pPr>
-      <w:r>
-        <w:rPr>
-          <w:rFonts w:ascii="Arial" w:hAnsi="Arial" w:cs="Arial"/>
-          <w:bCs/>
-        </w:rPr>
-        <w:t>Programming &amp; Tools</w:t>
-      </w:r>
-    </w:p>
-    <w:p>
-      <w:pPr>
         <w:numPr>
           <w:ilvl w:val="0"/>
           <w:numId w:val="1"/>
@@ -151,7 +135,7 @@
           <w:b/>
           <w:bCs/>
         </w:rPr>
-        <w:t>Languages:</w:t>
+        <w:t>Programming and Tools:</w:t>
       </w:r>
       <w:r>
         <w:rPr>
@@ -164,6 +148,12 @@
           <w:rFonts w:ascii="Arial" w:hAnsi="Arial" w:cs="Arial"/>
         </w:rPr>
         <w:t>, Java Script</w:t>
+      </w:r>
+      <w:r>
+        <w:rPr>
+          <w:rFonts w:ascii="Arial" w:hAnsi="Arial" w:cs="Arial"/>
+        </w:rPr>
+        <w:t>, Git</w:t>
       </w:r>
     </w:p>
     <w:p>
@@ -223,7 +213,23 @@
           <w:b/>
           <w:bCs/>
         </w:rPr>
-        <w:t>Data Visualization Tools:</w:t>
+        <w:t xml:space="preserve">Data Visualization </w:t>
+      </w:r>
+      <w:r>
+        <w:rPr>
+          <w:rFonts w:ascii="Arial" w:hAnsi="Arial" w:cs="Arial"/>
+          <w:b/>
+          <w:bCs/>
+        </w:rPr>
+        <w:t>&amp; BI</w:t>
+      </w:r>
+      <w:r>
+        <w:rPr>
+          <w:rFonts w:ascii="Arial" w:hAnsi="Arial" w:cs="Arial"/>
+          <w:b/>
+          <w:bCs/>
+        </w:rPr>
+        <w:t>:</w:t>
       </w:r>
       <w:r>
         <w:rPr>
@@ -267,48 +273,42 @@
           <w:b/>
           <w:bCs/>
         </w:rPr>
-        <w:t>Data Analytics &amp; Management:</w:t>
-      </w:r>
-      <w:r>
-        <w:rPr>
-          <w:rFonts w:ascii="Arial" w:hAnsi="Arial" w:cs="Arial"/>
-        </w:rPr>
-        <w:t xml:space="preserve"> ETL, Web Scraping, Docker, Airflow, </w:t>
-      </w:r>
-      <w:r>
-        <w:rPr>
-          <w:rFonts w:ascii="Arial" w:hAnsi="Arial" w:cs="Arial"/>
-        </w:rPr>
-        <w:t>Jira</w:t>
-      </w:r>
-      <w:r>
-        <w:rPr>
-          <w:rFonts w:ascii="Arial" w:hAnsi="Arial" w:cs="Arial"/>
-        </w:rPr>
-        <w:t>, Git</w:t>
+        <w:t xml:space="preserve">Data </w:t>
+      </w:r>
+      <w:r>
+        <w:rPr>
+          <w:rFonts w:ascii="Arial" w:hAnsi="Arial" w:cs="Arial"/>
+          <w:b/>
+          <w:bCs/>
+        </w:rPr>
+        <w:t>Engineering</w:t>
+      </w:r>
+      <w:r>
+        <w:rPr>
+          <w:rFonts w:ascii="Arial" w:hAnsi="Arial" w:cs="Arial"/>
+          <w:b/>
+          <w:bCs/>
+        </w:rPr>
+        <w:t>:</w:t>
+      </w:r>
+      <w:r>
+        <w:rPr>
+          <w:rFonts w:ascii="Arial" w:hAnsi="Arial" w:cs="Arial"/>
+        </w:rPr>
+        <w:t xml:space="preserve"> ETL, Web Scraping, Docker, Airflow</w:t>
+      </w:r>
+      <w:r>
+        <w:rPr>
+          <w:rFonts w:ascii="Arial" w:hAnsi="Arial" w:cs="Arial"/>
+        </w:rPr>
+        <w:t xml:space="preserve"> </w:t>
       </w:r>
     </w:p>
     <w:p>
       <w:pPr>
-        <w:pStyle w:val="Heading2"/>
-        <w:rPr>
-          <w:rFonts w:ascii="Arial" w:hAnsi="Arial" w:cs="Arial"/>
-          <w:bCs/>
-        </w:rPr>
-      </w:pPr>
-      <w:r>
-        <w:rPr>
-          <w:rFonts w:ascii="Arial" w:hAnsi="Arial" w:cs="Arial"/>
-          <w:bCs/>
-        </w:rPr>
-        <w:t>Data Analytics &amp; Management</w:t>
-      </w:r>
-    </w:p>
-    <w:p>
-      <w:pPr>
         <w:numPr>
           <w:ilvl w:val="0"/>
-          <w:numId w:val="2"/>
+          <w:numId w:val="1"/>
         </w:numPr>
         <w:tabs>
           <w:tab w:val="center" w:pos="5040"/>
@@ -317,79 +317,22 @@
         <w:ind w:right="2160"/>
         <w:rPr>
           <w:rFonts w:ascii="Arial" w:hAnsi="Arial" w:cs="Arial"/>
-        </w:rPr>
-      </w:pPr>
-      <w:r>
-        <w:rPr>
-          <w:rFonts w:ascii="Arial" w:hAnsi="Arial" w:cs="Arial"/>
-        </w:rPr>
-        <w:t>Data Manipulation &amp; Collection</w:t>
-      </w:r>
-    </w:p>
-    <w:p>
-      <w:pPr>
-        <w:numPr>
-          <w:ilvl w:val="0"/>
-          <w:numId w:val="2"/>
-        </w:numPr>
-        <w:tabs>
-          <w:tab w:val="center" w:pos="5040"/>
-        </w:tabs>
-        <w:spacing w:line="288" w:lineRule="auto"/>
-        <w:ind w:right="2160"/>
-        <w:rPr>
-          <w:rFonts w:ascii="Arial" w:hAnsi="Arial" w:cs="Arial"/>
-        </w:rPr>
-      </w:pPr>
-      <w:r>
-        <w:rPr>
-          <w:rFonts w:ascii="Arial" w:hAnsi="Arial" w:cs="Arial"/>
-        </w:rPr>
-        <w:t>Relational Databases &amp; Data Management</w:t>
-      </w:r>
-    </w:p>
-    <w:p>
-      <w:pPr>
-        <w:numPr>
-          <w:ilvl w:val="0"/>
-          <w:numId w:val="2"/>
-        </w:numPr>
-        <w:tabs>
-          <w:tab w:val="center" w:pos="5040"/>
-        </w:tabs>
-        <w:spacing w:line="288" w:lineRule="auto"/>
-        <w:ind w:right="2160"/>
-        <w:rPr>
-          <w:rFonts w:ascii="Arial" w:hAnsi="Arial" w:cs="Arial"/>
-        </w:rPr>
-      </w:pPr>
-      <w:r>
-        <w:rPr>
-          <w:rFonts w:ascii="Arial" w:hAnsi="Arial" w:cs="Arial"/>
-        </w:rPr>
-        <w:t>Statistical Data Analysis</w:t>
-      </w:r>
-    </w:p>
-    <w:p>
-      <w:pPr>
-        <w:numPr>
-          <w:ilvl w:val="0"/>
-          <w:numId w:val="2"/>
-        </w:numPr>
-        <w:tabs>
-          <w:tab w:val="center" w:pos="5040"/>
-        </w:tabs>
-        <w:spacing w:line="288" w:lineRule="auto"/>
-        <w:ind w:right="2160"/>
-        <w:rPr>
-          <w:rFonts w:ascii="Arial" w:hAnsi="Arial" w:cs="Arial"/>
-        </w:rPr>
-      </w:pPr>
-      <w:r>
-        <w:rPr>
-          <w:rFonts w:ascii="Arial" w:hAnsi="Arial" w:cs="Arial"/>
-        </w:rPr>
-        <w:t>Business Analytics &amp; Data Science</w:t>
+          <w:b/>
+        </w:rPr>
+      </w:pPr>
+      <w:r>
+        <w:rPr>
+          <w:rFonts w:ascii="Arial" w:hAnsi="Arial" w:cs="Arial"/>
+          <w:b/>
+        </w:rPr>
+        <w:t xml:space="preserve">Business Intelligence: </w:t>
+      </w:r>
+      <w:r>
+        <w:rPr>
+          <w:rFonts w:ascii="Arial" w:hAnsi="Arial" w:cs="Arial"/>
+          <w:bCs/>
+        </w:rPr>
+        <w:t>Competitor Analysis, Pricing Analysis, SWOT Analysis, Jira</w:t>
       </w:r>
     </w:p>
     <w:p>
@@ -635,10 +578,10 @@
     </w:p>
     <w:p>
       <w:pPr>
-        <w:pStyle w:val="ListParagraph"/>
+        <w:pStyle w:val="Heading3"/>
         <w:numPr>
           <w:ilvl w:val="0"/>
-          <w:numId w:val="8"/>
+          <w:numId w:val="11"/>
         </w:numPr>
         <w:rPr>
           <w:rFonts w:ascii="Arial" w:hAnsi="Arial" w:cs="Arial"/>
@@ -646,9 +589,12 @@
       </w:pPr>
       <w:r>
         <w:rPr>
-          <w:rFonts w:ascii="Arial" w:hAnsi="Arial" w:cs="Arial"/>
-        </w:rPr>
-        <w:t>Was top of the class and recognized as “Apprentice of the Year” for technical excellence and dedication.</w:t>
+          <w:rFonts w:ascii="Arial" w:eastAsiaTheme="minorEastAsia" w:hAnsi="Arial" w:cs="Arial"/>
+          <w:color w:val="auto"/>
+          <w:sz w:val="20"/>
+          <w:szCs w:val="20"/>
+        </w:rPr>
+        <w:t>Apprentice of the Year (top of class) for technical excellence and dedication.</w:t>
       </w:r>
     </w:p>
     <w:p>
@@ -746,13 +692,7 @@
         <w:rPr>
           <w:rFonts w:ascii="Arial" w:hAnsi="Arial" w:cs="Arial"/>
         </w:rPr>
-        <w:t xml:space="preserve">       </w:t>
-      </w:r>
-      <w:r>
-        <w:rPr>
-          <w:rFonts w:ascii="Arial" w:hAnsi="Arial" w:cs="Arial"/>
-        </w:rPr>
-        <w:t xml:space="preserve"> April</w:t>
+        <w:t xml:space="preserve">        April</w:t>
       </w:r>
       <w:r>
         <w:rPr>
@@ -789,31 +729,7 @@
         <w:rPr>
           <w:rFonts w:ascii="Arial" w:hAnsi="Arial" w:cs="Arial"/>
         </w:rPr>
-        <w:t>Support the Business Development &amp; Capture Manager with competitor analysis and capture planning while leading</w:t>
-      </w:r>
-      <w:r>
-        <w:rPr>
-          <w:rFonts w:ascii="Arial" w:hAnsi="Arial" w:cs="Arial"/>
-        </w:rPr>
-        <w:t xml:space="preserve"> automated</w:t>
-      </w:r>
-      <w:r>
-        <w:rPr>
-          <w:rFonts w:ascii="Arial" w:hAnsi="Arial" w:cs="Arial"/>
-        </w:rPr>
-        <w:t xml:space="preserve"> database </w:t>
-      </w:r>
-      <w:r>
-        <w:rPr>
-          <w:rFonts w:ascii="Arial" w:hAnsi="Arial" w:cs="Arial"/>
-        </w:rPr>
-        <w:t>projects</w:t>
-      </w:r>
-      <w:r>
-        <w:rPr>
-          <w:rFonts w:ascii="Arial" w:hAnsi="Arial" w:cs="Arial"/>
-        </w:rPr>
-        <w:t xml:space="preserve"> that improve efficiency and decision-making.</w:t>
+        <w:t>Support the Business Development &amp; Capture Manager with competitor analysis and capture planning while leading automated database projects that improve efficiency and decision-making.</w:t>
       </w:r>
     </w:p>
     <w:p>
@@ -849,19 +765,19 @@
         <w:rPr>
           <w:rFonts w:ascii="Arial" w:hAnsi="Arial" w:cs="Arial"/>
         </w:rPr>
-        <w:t>Designed and implemented a competitor database consolidating 500</w:t>
-      </w:r>
-      <w:r>
-        <w:rPr>
-          <w:rFonts w:ascii="Arial" w:hAnsi="Arial" w:cs="Arial"/>
-        </w:rPr>
-        <w:t>,000</w:t>
-      </w:r>
-      <w:r>
-        <w:rPr>
-          <w:rFonts w:ascii="Arial" w:hAnsi="Arial" w:cs="Arial"/>
-        </w:rPr>
-        <w:t xml:space="preserve">+ labor rates, NAICS, and PSC codes, reducing research time </w:t>
+        <w:t xml:space="preserve">Designed and implemented a competitor database consolidating </w:t>
+      </w:r>
+      <w:r>
+        <w:rPr>
+          <w:rFonts w:ascii="Arial" w:hAnsi="Arial" w:cs="Arial"/>
+        </w:rPr>
+        <w:t xml:space="preserve">large scale dataset of </w:t>
+      </w:r>
+      <w:r>
+        <w:rPr>
+          <w:rFonts w:ascii="Arial" w:hAnsi="Arial" w:cs="Arial"/>
+        </w:rPr>
+        <w:t xml:space="preserve">labor rates, NAICS, and PSC codes, reducing research time </w:t>
       </w:r>
       <w:r>
         <w:rPr>
@@ -885,7 +801,6 @@
         <w:rPr>
           <w:rFonts w:ascii="Arial" w:eastAsia="Times New Roman" w:hAnsi="Arial" w:cs="Arial"/>
         </w:rPr>
-        <w:lastRenderedPageBreak/>
         <w:t>Built interactive Power BI dashboards to compare labor categories against market benchmarks, enhancing executive pricing strategies.</w:t>
       </w:r>
     </w:p>
@@ -937,6 +852,7 @@
         <w:rPr>
           <w:rFonts w:ascii="Arial" w:hAnsi="Arial" w:cs="Arial"/>
         </w:rPr>
+        <w:lastRenderedPageBreak/>
         <w:t xml:space="preserve">ADDITIONAL PROFESSIONAL </w:t>
       </w:r>
       <w:r>
@@ -1068,19 +984,7 @@
         <w:rPr>
           <w:rFonts w:ascii="Arial" w:hAnsi="Arial" w:cs="Arial"/>
         </w:rPr>
-        <w:t>Utilized data-driven insights to improve operational efficiency</w:t>
-      </w:r>
-      <w:r>
-        <w:rPr>
-          <w:rFonts w:ascii="Arial" w:hAnsi="Arial" w:cs="Arial"/>
-        </w:rPr>
-        <w:t>. Reducing job times up to an hour by</w:t>
-      </w:r>
-      <w:r>
-        <w:rPr>
-          <w:rFonts w:ascii="Arial" w:hAnsi="Arial" w:cs="Arial"/>
-        </w:rPr>
-        <w:t xml:space="preserve"> identifying and resolving issues through root cause analysis and data collection from job site metrics.</w:t>
+        <w:t>Applied root cause analysis and data collection from job-site metrics to improve efficiency, reducing project completion times by up to 1 hour.</w:t>
       </w:r>
       <w:r>
         <w:rPr>
@@ -1290,32 +1194,6 @@
     </w:p>
     <w:p>
       <w:pPr>
-        <w:numPr>
-          <w:ilvl w:val="0"/>
-          <w:numId w:val="3"/>
-        </w:numPr>
-        <w:spacing w:before="100" w:beforeAutospacing="1" w:after="100" w:afterAutospacing="1"/>
-        <w:rPr>
-          <w:rFonts w:ascii="Arial" w:eastAsia="Times New Roman" w:hAnsi="Arial" w:cs="Arial"/>
-          <w:sz w:val="24"/>
-          <w:szCs w:val="24"/>
-        </w:rPr>
-      </w:pPr>
-      <w:r>
-        <w:rPr>
-          <w:rFonts w:ascii="Arial" w:eastAsia="Times New Roman" w:hAnsi="Arial" w:cs="Arial"/>
-        </w:rPr>
-        <w:t xml:space="preserve">Trained 8 new employees, </w:t>
-      </w:r>
-      <w:r>
-        <w:rPr>
-          <w:rFonts w:ascii="Arial" w:eastAsia="Times New Roman" w:hAnsi="Arial" w:cs="Arial"/>
-        </w:rPr>
-        <w:t>ensuring quality performance amongst new hires.</w:t>
-      </w:r>
-    </w:p>
-    <w:p>
-      <w:pPr>
         <w:pStyle w:val="ListParagraph"/>
         <w:numPr>
           <w:ilvl w:val="0"/>
@@ -1327,6 +1205,30 @@
       </w:pPr>
       <w:r>
         <w:rPr>
+          <w:rFonts w:ascii="Arial" w:eastAsia="Times New Roman" w:hAnsi="Arial" w:cs="Arial"/>
+        </w:rPr>
+        <w:t>Onboarded and trained 8 employees, achieving a 95% performance rating in customer service metrics.</w:t>
+      </w:r>
+      <w:r>
+        <w:rPr>
+          <w:rFonts w:ascii="Arial" w:eastAsia="Times New Roman" w:hAnsi="Arial" w:cs="Arial"/>
+        </w:rPr>
+        <w:t xml:space="preserve"> </w:t>
+      </w:r>
+    </w:p>
+    <w:p>
+      <w:pPr>
+        <w:pStyle w:val="ListParagraph"/>
+        <w:numPr>
+          <w:ilvl w:val="0"/>
+          <w:numId w:val="3"/>
+        </w:numPr>
+        <w:rPr>
+          <w:rFonts w:ascii="Arial" w:hAnsi="Arial" w:cs="Arial"/>
+        </w:rPr>
+      </w:pPr>
+      <w:r>
+        <w:rPr>
           <w:rFonts w:ascii="Arial" w:hAnsi="Arial" w:cs="Arial"/>
         </w:rPr>
         <w:t xml:space="preserve">Conducted </w:t>
@@ -1408,80 +1310,6 @@
           <w:spacing w:val="-2"/>
         </w:rPr>
         <w:t>AWS Educate Introduction to Cloud 101 (AWS)</w:t>
-      </w:r>
-    </w:p>
-    <w:p>
-      <w:pPr>
-        <w:pStyle w:val="Heading1"/>
-        <w:rPr>
-          <w:rFonts w:ascii="Arial" w:hAnsi="Arial" w:cs="Arial"/>
-        </w:rPr>
-      </w:pPr>
-      <w:r>
-        <w:rPr>
-          <w:rFonts w:ascii="Arial" w:hAnsi="Arial" w:cs="Arial"/>
-        </w:rPr>
-        <w:t>K</w:t>
-      </w:r>
-      <w:r>
-        <w:rPr>
-          <w:rFonts w:ascii="Arial" w:hAnsi="Arial" w:cs="Arial"/>
-        </w:rPr>
-        <w:t>EY STRENGTHS</w:t>
-      </w:r>
-    </w:p>
-    <w:p>
-      <w:pPr>
-        <w:pStyle w:val="ListParagraph"/>
-        <w:numPr>
-          <w:ilvl w:val="0"/>
-          <w:numId w:val="4"/>
-        </w:numPr>
-        <w:rPr>
-          <w:rFonts w:ascii="Arial" w:hAnsi="Arial" w:cs="Arial"/>
-        </w:rPr>
-      </w:pPr>
-      <w:r>
-        <w:rPr>
-          <w:rFonts w:ascii="Arial" w:hAnsi="Arial" w:cs="Arial"/>
-        </w:rPr>
-        <w:t>Strong foundation in data analytics, ETL pipelines, and business intelligence tools</w:t>
-      </w:r>
-    </w:p>
-    <w:p>
-      <w:pPr>
-        <w:pStyle w:val="ListParagraph"/>
-        <w:numPr>
-          <w:ilvl w:val="0"/>
-          <w:numId w:val="4"/>
-        </w:numPr>
-        <w:rPr>
-          <w:rFonts w:ascii="Arial" w:hAnsi="Arial" w:cs="Arial"/>
-        </w:rPr>
-      </w:pPr>
-      <w:r>
-        <w:rPr>
-          <w:rFonts w:ascii="Arial" w:hAnsi="Arial" w:cs="Arial"/>
-        </w:rPr>
-        <w:t>Proven track record of leadership, problem-solving, and adaptability across diverse industries</w:t>
-      </w:r>
-    </w:p>
-    <w:p>
-      <w:pPr>
-        <w:pStyle w:val="ListParagraph"/>
-        <w:numPr>
-          <w:ilvl w:val="0"/>
-          <w:numId w:val="4"/>
-        </w:numPr>
-        <w:rPr>
-          <w:rFonts w:ascii="Arial" w:hAnsi="Arial" w:cs="Arial"/>
-        </w:rPr>
-      </w:pPr>
-      <w:r>
-        <w:rPr>
-          <w:rFonts w:ascii="Arial" w:hAnsi="Arial" w:cs="Arial"/>
-        </w:rPr>
-        <w:t>Excellent communicator with experience collaborating across teams and guiding projects to completion</w:t>
       </w:r>
     </w:p>
     <w:p>
@@ -2016,6 +1844,119 @@
     </w:lvl>
   </w:abstractNum>
   <w:abstractNum w:abstractNumId="3" w15:restartNumberingAfterBreak="0">
+    <w:nsid w:val="27D8346A"/>
+    <w:multiLevelType w:val="hybridMultilevel"/>
+    <w:tmpl w:val="22488BE6"/>
+    <w:lvl w:ilvl="0" w:tplc="04090001">
+      <w:start w:val="1"/>
+      <w:numFmt w:val="bullet"/>
+      <w:lvlText w:val=""/>
+      <w:lvlJc w:val="left"/>
+      <w:pPr>
+        <w:ind w:left="720" w:hanging="360"/>
+      </w:pPr>
+      <w:rPr>
+        <w:rFonts w:ascii="Symbol" w:hAnsi="Symbol" w:hint="default"/>
+      </w:rPr>
+    </w:lvl>
+    <w:lvl w:ilvl="1" w:tplc="04090003" w:tentative="1">
+      <w:start w:val="1"/>
+      <w:numFmt w:val="bullet"/>
+      <w:lvlText w:val="o"/>
+      <w:lvlJc w:val="left"/>
+      <w:pPr>
+        <w:ind w:left="1440" w:hanging="360"/>
+      </w:pPr>
+      <w:rPr>
+        <w:rFonts w:ascii="Courier New" w:hAnsi="Courier New" w:cs="Courier New" w:hint="default"/>
+      </w:rPr>
+    </w:lvl>
+    <w:lvl w:ilvl="2" w:tplc="04090005" w:tentative="1">
+      <w:start w:val="1"/>
+      <w:numFmt w:val="bullet"/>
+      <w:lvlText w:val=""/>
+      <w:lvlJc w:val="left"/>
+      <w:pPr>
+        <w:ind w:left="2160" w:hanging="360"/>
+      </w:pPr>
+      <w:rPr>
+        <w:rFonts w:ascii="Wingdings" w:hAnsi="Wingdings" w:hint="default"/>
+      </w:rPr>
+    </w:lvl>
+    <w:lvl w:ilvl="3" w:tplc="04090001" w:tentative="1">
+      <w:start w:val="1"/>
+      <w:numFmt w:val="bullet"/>
+      <w:lvlText w:val=""/>
+      <w:lvlJc w:val="left"/>
+      <w:pPr>
+        <w:ind w:left="2880" w:hanging="360"/>
+      </w:pPr>
+      <w:rPr>
+        <w:rFonts w:ascii="Symbol" w:hAnsi="Symbol" w:hint="default"/>
+      </w:rPr>
+    </w:lvl>
+    <w:lvl w:ilvl="4" w:tplc="04090003" w:tentative="1">
+      <w:start w:val="1"/>
+      <w:numFmt w:val="bullet"/>
+      <w:lvlText w:val="o"/>
+      <w:lvlJc w:val="left"/>
+      <w:pPr>
+        <w:ind w:left="3600" w:hanging="360"/>
+      </w:pPr>
+      <w:rPr>
+        <w:rFonts w:ascii="Courier New" w:hAnsi="Courier New" w:cs="Courier New" w:hint="default"/>
+      </w:rPr>
+    </w:lvl>
+    <w:lvl w:ilvl="5" w:tplc="04090005" w:tentative="1">
+      <w:start w:val="1"/>
+      <w:numFmt w:val="bullet"/>
+      <w:lvlText w:val=""/>
+      <w:lvlJc w:val="left"/>
+      <w:pPr>
+        <w:ind w:left="4320" w:hanging="360"/>
+      </w:pPr>
+      <w:rPr>
+        <w:rFonts w:ascii="Wingdings" w:hAnsi="Wingdings" w:hint="default"/>
+      </w:rPr>
+    </w:lvl>
+    <w:lvl w:ilvl="6" w:tplc="04090001" w:tentative="1">
+      <w:start w:val="1"/>
+      <w:numFmt w:val="bullet"/>
+      <w:lvlText w:val=""/>
+      <w:lvlJc w:val="left"/>
+      <w:pPr>
+        <w:ind w:left="5040" w:hanging="360"/>
+      </w:pPr>
+      <w:rPr>
+        <w:rFonts w:ascii="Symbol" w:hAnsi="Symbol" w:hint="default"/>
+      </w:rPr>
+    </w:lvl>
+    <w:lvl w:ilvl="7" w:tplc="04090003" w:tentative="1">
+      <w:start w:val="1"/>
+      <w:numFmt w:val="bullet"/>
+      <w:lvlText w:val="o"/>
+      <w:lvlJc w:val="left"/>
+      <w:pPr>
+        <w:ind w:left="5760" w:hanging="360"/>
+      </w:pPr>
+      <w:rPr>
+        <w:rFonts w:ascii="Courier New" w:hAnsi="Courier New" w:cs="Courier New" w:hint="default"/>
+      </w:rPr>
+    </w:lvl>
+    <w:lvl w:ilvl="8" w:tplc="04090005" w:tentative="1">
+      <w:start w:val="1"/>
+      <w:numFmt w:val="bullet"/>
+      <w:lvlText w:val=""/>
+      <w:lvlJc w:val="left"/>
+      <w:pPr>
+        <w:ind w:left="6480" w:hanging="360"/>
+      </w:pPr>
+      <w:rPr>
+        <w:rFonts w:ascii="Wingdings" w:hAnsi="Wingdings" w:hint="default"/>
+      </w:rPr>
+    </w:lvl>
+  </w:abstractNum>
+  <w:abstractNum w:abstractNumId="4" w15:restartNumberingAfterBreak="0">
     <w:nsid w:val="2F38221E"/>
     <w:multiLevelType w:val="hybridMultilevel"/>
     <w:tmpl w:val="080ADC26"/>
@@ -2128,7 +2069,7 @@
       </w:rPr>
     </w:lvl>
   </w:abstractNum>
-  <w:abstractNum w:abstractNumId="4" w15:restartNumberingAfterBreak="0">
+  <w:abstractNum w:abstractNumId="5" w15:restartNumberingAfterBreak="0">
     <w:nsid w:val="35E72620"/>
     <w:multiLevelType w:val="multilevel"/>
     <w:tmpl w:val="CC9C17F2"/>
@@ -2277,7 +2218,7 @@
       </w:rPr>
     </w:lvl>
   </w:abstractNum>
-  <w:abstractNum w:abstractNumId="5" w15:restartNumberingAfterBreak="0">
+  <w:abstractNum w:abstractNumId="6" w15:restartNumberingAfterBreak="0">
     <w:nsid w:val="4039057D"/>
     <w:multiLevelType w:val="hybridMultilevel"/>
     <w:tmpl w:val="69D20CC2"/>
@@ -2390,7 +2331,7 @@
       </w:rPr>
     </w:lvl>
   </w:abstractNum>
-  <w:abstractNum w:abstractNumId="6" w15:restartNumberingAfterBreak="0">
+  <w:abstractNum w:abstractNumId="7" w15:restartNumberingAfterBreak="0">
     <w:nsid w:val="5EED7624"/>
     <w:multiLevelType w:val="multilevel"/>
     <w:tmpl w:val="331E8928"/>
@@ -2539,7 +2480,7 @@
       </w:rPr>
     </w:lvl>
   </w:abstractNum>
-  <w:abstractNum w:abstractNumId="7" w15:restartNumberingAfterBreak="0">
+  <w:abstractNum w:abstractNumId="8" w15:restartNumberingAfterBreak="0">
     <w:nsid w:val="6755071B"/>
     <w:multiLevelType w:val="multilevel"/>
     <w:tmpl w:val="74F43B96"/>
@@ -2688,7 +2629,7 @@
       </w:rPr>
     </w:lvl>
   </w:abstractNum>
-  <w:abstractNum w:abstractNumId="8" w15:restartNumberingAfterBreak="0">
+  <w:abstractNum w:abstractNumId="9" w15:restartNumberingAfterBreak="0">
     <w:nsid w:val="769E6F7B"/>
     <w:multiLevelType w:val="multilevel"/>
     <w:tmpl w:val="FC70F60C"/>
@@ -2837,7 +2778,7 @@
       </w:rPr>
     </w:lvl>
   </w:abstractNum>
-  <w:abstractNum w:abstractNumId="9" w15:restartNumberingAfterBreak="0">
+  <w:abstractNum w:abstractNumId="10" w15:restartNumberingAfterBreak="0">
     <w:nsid w:val="7BC349EA"/>
     <w:multiLevelType w:val="multilevel"/>
     <w:tmpl w:val="331E8928"/>
@@ -2987,22 +2928,22 @@
     </w:lvl>
   </w:abstractNum>
   <w:num w:numId="1" w16cid:durableId="907612581">
-    <w:abstractNumId w:val="7"/>
+    <w:abstractNumId w:val="8"/>
   </w:num>
   <w:num w:numId="2" w16cid:durableId="368145855">
     <w:abstractNumId w:val="2"/>
   </w:num>
   <w:num w:numId="3" w16cid:durableId="1432358645">
-    <w:abstractNumId w:val="8"/>
+    <w:abstractNumId w:val="9"/>
   </w:num>
   <w:num w:numId="4" w16cid:durableId="403527509">
+    <w:abstractNumId w:val="7"/>
+  </w:num>
+  <w:num w:numId="5" w16cid:durableId="566770526">
     <w:abstractNumId w:val="6"/>
   </w:num>
-  <w:num w:numId="5" w16cid:durableId="566770526">
-    <w:abstractNumId w:val="5"/>
-  </w:num>
   <w:num w:numId="6" w16cid:durableId="1250963632">
-    <w:abstractNumId w:val="9"/>
+    <w:abstractNumId w:val="10"/>
   </w:num>
   <w:num w:numId="7" w16cid:durableId="1368139948">
     <w:abstractNumId w:val="1"/>
@@ -3011,10 +2952,13 @@
     <w:abstractNumId w:val="0"/>
   </w:num>
   <w:num w:numId="9" w16cid:durableId="1060784450">
-    <w:abstractNumId w:val="3"/>
+    <w:abstractNumId w:val="4"/>
   </w:num>
   <w:num w:numId="10" w16cid:durableId="1990480325">
-    <w:abstractNumId w:val="4"/>
+    <w:abstractNumId w:val="5"/>
+  </w:num>
+  <w:num w:numId="11" w16cid:durableId="1243182525">
+    <w:abstractNumId w:val="3"/>
   </w:num>
 </w:numbering>
 </file>
@@ -4398,10 +4342,12 @@
     <w:rsid w:val="006C7EE2"/>
     <w:rsid w:val="00872866"/>
     <w:rsid w:val="008867DA"/>
+    <w:rsid w:val="008924E9"/>
     <w:rsid w:val="00A95B91"/>
     <w:rsid w:val="00AC0CF1"/>
     <w:rsid w:val="00B47CDE"/>
     <w:rsid w:val="00BD7456"/>
+    <w:rsid w:val="00F91BF9"/>
   </w:rsids>
   <m:mathPr>
     <m:mathFont m:val="Cambria Math"/>
@@ -5099,7 +5045,12 @@
 </file>
 
 <file path=customXml/item3.xml><?xml version="1.0" encoding="utf-8"?>
-<b:Sources xmlns:b="http://schemas.openxmlformats.org/officeDocument/2006/bibliography" xmlns="http://schemas.openxmlformats.org/officeDocument/2006/bibliography" SelectedStyle="\APASixthEditionOfficeOnline.xsl" StyleName="APA" Version="6"/>
+<?mso-contentType ?>
+<FormTemplates xmlns="http://schemas.microsoft.com/sharepoint/v3/contenttype/forms">
+  <Display>DocumentLibraryForm</Display>
+  <Edit>DocumentLibraryForm</Edit>
+  <New>DocumentLibraryForm</New>
+</FormTemplates>
 </file>
 
 <file path=customXml/item4.xml><?xml version="1.0" encoding="utf-8"?>
@@ -5403,12 +5354,7 @@
 </file>
 
 <file path=customXml/item5.xml><?xml version="1.0" encoding="utf-8"?>
-<?mso-contentType ?>
-<FormTemplates xmlns="http://schemas.microsoft.com/sharepoint/v3/contenttype/forms">
-  <Display>DocumentLibraryForm</Display>
-  <Edit>DocumentLibraryForm</Edit>
-  <New>DocumentLibraryForm</New>
-</FormTemplates>
+<b:Sources xmlns:b="http://schemas.openxmlformats.org/officeDocument/2006/bibliography" xmlns="http://schemas.openxmlformats.org/officeDocument/2006/bibliography" SelectedStyle="\APASixthEditionOfficeOnline.xsl" StyleName="APA" Version="6"/>
 </file>
 
 <file path=customXml/itemProps1.xml><?xml version="1.0" encoding="utf-8"?>
@@ -5432,9 +5378,9 @@
 </file>
 
 <file path=customXml/itemProps3.xml><?xml version="1.0" encoding="utf-8"?>
-<ds:datastoreItem xmlns:ds="http://schemas.openxmlformats.org/officeDocument/2006/customXml" ds:itemID="{04B55C02-6792-40E5-9BF4-75506D89F67E}">
+<ds:datastoreItem xmlns:ds="http://schemas.openxmlformats.org/officeDocument/2006/customXml" ds:itemID="{AA746FB5-EEF2-4EB7-81F3-9E92166DF160}">
   <ds:schemaRefs>
-    <ds:schemaRef ds:uri="http://schemas.openxmlformats.org/officeDocument/2006/bibliography"/>
+    <ds:schemaRef ds:uri="http://schemas.microsoft.com/sharepoint/v3/contenttype/forms"/>
   </ds:schemaRefs>
 </ds:datastoreItem>
 </file>
@@ -5461,9 +5407,9 @@
 </file>
 
 <file path=customXml/itemProps5.xml><?xml version="1.0" encoding="utf-8"?>
-<ds:datastoreItem xmlns:ds="http://schemas.openxmlformats.org/officeDocument/2006/customXml" ds:itemID="{AA746FB5-EEF2-4EB7-81F3-9E92166DF160}">
+<ds:datastoreItem xmlns:ds="http://schemas.openxmlformats.org/officeDocument/2006/customXml" ds:itemID="{04B55C02-6792-40E5-9BF4-75506D89F67E}">
   <ds:schemaRefs>
-    <ds:schemaRef ds:uri="http://schemas.microsoft.com/sharepoint/v3/contenttype/forms"/>
+    <ds:schemaRef ds:uri="http://schemas.openxmlformats.org/officeDocument/2006/bibliography"/>
   </ds:schemaRefs>
 </ds:datastoreItem>
 </file>
